--- a/Cahier de charges/Cahier de charges pour la gestion des membres du SEBTP.docx
+++ b/Cahier de charges/Cahier de charges pour la gestion des membres du SEBTP.docx
@@ -267,14 +267,21 @@
           <w:highlight w:val="yellow"/>
           <w:lang w:val="fr"/>
         </w:rPr>
-        <w:t>. Il doit aussi permettre d’enregistrer des contacts internes (ex. : responsables RH ou Comptabilité de la structure professionnelle du membre) pour communication interne</w:t>
+        <w:t xml:space="preserve">. </w:t>
+      </w:r>
+      <w:r>
+        <w:rPr>
+          <w:highlight w:val="cyan"/>
+          <w:lang w:val="fr"/>
+        </w:rPr>
+        <w:t>Il doit aussi permettre d’enregistrer des contacts internes (ex. : responsables RH ou Comptabilité de la structure professionnelle du membre) pour communication interne. Chaque membre a un identifiant unique. On pourra consigner son statut (actif/inactif)</w:t>
       </w:r>
       <w:r>
         <w:rPr>
           <w:highlight w:val="yellow"/>
           <w:lang w:val="fr"/>
         </w:rPr>
-        <w:t>. Chaque membre a un identifiant unique. On pourra consigner son statut (actif/inactif) et en cas de radiation, connaître la raison (départ volontaire, cotisation impayée, autre : à préciser) et tout historique (modifications de coordonnées).</w:t>
+        <w:t xml:space="preserve"> et en cas de radiation, connaître la raison (départ volontaire, cotisation impayée, autre : à préciser) et tout historique (modifications de coordonnées).</w:t>
       </w:r>
     </w:p>
     <w:p>
@@ -377,6 +384,7 @@
         <w:ind w:left="0" w:firstLine="360"/>
         <w:jc w:val="both"/>
         <w:rPr>
+          <w:highlight w:val="cyan"/>
           <w:lang w:val="fr"/>
         </w:rPr>
       </w:pPr>
@@ -384,30 +392,35 @@
         <w:rPr>
           <w:b/>
           <w:bCs/>
+          <w:highlight w:val="cyan"/>
           <w:lang w:val="fr"/>
         </w:rPr>
         <w:t>Suivi des cotisations</w:t>
       </w:r>
       <w:r>
         <w:rPr>
+          <w:highlight w:val="cyan"/>
           <w:lang w:val="fr"/>
         </w:rPr>
         <w:t xml:space="preserve"> : pour chaque adhérent, on doit enregistrer les cotisations versées : montant (paramétré par défaut suivant barème mais modifiable en cas de changement de barème dans le futur), date, mode (chèque, virement, CB, espèces, etc.) et référence du règlement, statut (payé/impayé) et éventuellement période couverte (ex. année civile)</w:t>
       </w:r>
       <w:r>
         <w:rPr>
+          <w:highlight w:val="cyan"/>
           <w:lang w:val="fr"/>
         </w:rPr>
         <w:t>, relance, observation</w:t>
       </w:r>
       <w:r>
         <w:rPr>
+          <w:highlight w:val="cyan"/>
           <w:lang w:val="fr"/>
         </w:rPr>
         <w:t xml:space="preserve">. Le système doit pouvoir indiquer si l’adhérent est à jour de ses cotisations. </w:t>
       </w:r>
       <w:r>
         <w:rPr>
+          <w:highlight w:val="cyan"/>
           <w:lang w:val="fr"/>
         </w:rPr>
         <w:t>Le système doit aussi permettre l’extraction groupée par exercice de l’état des cotisations.</w:t>
@@ -423,6 +436,7 @@
         <w:ind w:left="0" w:firstLine="360"/>
         <w:jc w:val="both"/>
         <w:rPr>
+          <w:highlight w:val="cyan"/>
           <w:lang w:val="fr"/>
         </w:rPr>
       </w:pPr>
@@ -430,24 +444,28 @@
         <w:rPr>
           <w:b/>
           <w:bCs/>
+          <w:highlight w:val="cyan"/>
           <w:lang w:val="fr"/>
         </w:rPr>
         <w:t>Formations suivies</w:t>
       </w:r>
       <w:r>
         <w:rPr>
+          <w:highlight w:val="cyan"/>
           <w:lang w:val="fr"/>
         </w:rPr>
         <w:t xml:space="preserve"> : possibilité d’enregistrer les formations ou certifications suivies par chaque adhérent. Pour chaque formation : nom/type de formation, date de début et de fin, organisateur</w:t>
       </w:r>
       <w:r>
         <w:rPr>
+          <w:highlight w:val="cyan"/>
           <w:lang w:val="fr"/>
         </w:rPr>
         <w:t>, les participants (nom prénom, poste)</w:t>
       </w:r>
       <w:r>
         <w:rPr>
+          <w:highlight w:val="cyan"/>
           <w:lang w:val="fr"/>
         </w:rPr>
         <w:t>. On pourra ainsi produire des statistiques (nombre de membres formés par type, dates, etc.).</w:t>
@@ -463,6 +481,7 @@
         <w:ind w:left="0" w:firstLine="360"/>
         <w:jc w:val="both"/>
         <w:rPr>
+          <w:highlight w:val="cyan"/>
           <w:lang w:val="fr"/>
         </w:rPr>
       </w:pPr>
@@ -470,25 +489,22 @@
         <w:rPr>
           <w:b/>
           <w:bCs/>
+          <w:highlight w:val="cyan"/>
           <w:lang w:val="fr"/>
         </w:rPr>
         <w:t>Autres </w:t>
       </w:r>
       <w:r>
         <w:rPr>
-          <w:lang w:val="fr"/>
-        </w:rPr>
-        <w:t>:</w:t>
-      </w:r>
-      <w:r>
-        <w:rPr>
-          <w:lang w:val="fr"/>
-        </w:rPr>
-        <w:t xml:space="preserve"> si l’adhérent a participé à d’autres évènements (lucratif ou pas). Ex : insertion publicitaire dans les goodies du SEBTP, </w:t>
+          <w:highlight w:val="cyan"/>
+          <w:lang w:val="fr"/>
+        </w:rPr>
+        <w:t xml:space="preserve">: si l’adhérent a participé à d’autres évènements (lucratif ou pas). Ex : insertion publicitaire dans les goodies du SEBTP, </w:t>
       </w:r>
       <w:proofErr w:type="spellStart"/>
       <w:r>
         <w:rPr>
+          <w:highlight w:val="cyan"/>
           <w:lang w:val="fr"/>
         </w:rPr>
         <w:t>afterwork</w:t>
@@ -496,6 +512,7 @@
       <w:proofErr w:type="spellEnd"/>
       <w:r>
         <w:rPr>
+          <w:highlight w:val="cyan"/>
           <w:lang w:val="fr"/>
         </w:rPr>
         <w:t>…</w:t>
@@ -567,11 +584,13 @@
         </w:numPr>
         <w:jc w:val="both"/>
         <w:rPr>
-          <w:lang w:val="fr"/>
-        </w:rPr>
-      </w:pPr>
-      <w:r>
-        <w:rPr>
+          <w:highlight w:val="cyan"/>
+          <w:lang w:val="fr"/>
+        </w:rPr>
+      </w:pPr>
+      <w:r>
+        <w:rPr>
+          <w:highlight w:val="cyan"/>
           <w:lang w:val="fr"/>
         </w:rPr>
         <w:t>Le nombre d’adhérents (à jour)</w:t>
@@ -586,11 +605,13 @@
         </w:numPr>
         <w:jc w:val="both"/>
         <w:rPr>
-          <w:lang w:val="fr"/>
-        </w:rPr>
-      </w:pPr>
-      <w:r>
-        <w:rPr>
+          <w:highlight w:val="cyan"/>
+          <w:lang w:val="fr"/>
+        </w:rPr>
+      </w:pPr>
+      <w:r>
+        <w:rPr>
+          <w:highlight w:val="cyan"/>
           <w:lang w:val="fr"/>
         </w:rPr>
         <w:t>Le nombre de demande d’adhésion (en cours)</w:t>
@@ -605,23 +626,27 @@
         </w:numPr>
         <w:jc w:val="both"/>
         <w:rPr>
-          <w:lang w:val="fr"/>
-        </w:rPr>
-      </w:pPr>
-      <w:r>
-        <w:rPr>
+          <w:highlight w:val="cyan"/>
+          <w:lang w:val="fr"/>
+        </w:rPr>
+      </w:pPr>
+      <w:r>
+        <w:rPr>
+          <w:highlight w:val="cyan"/>
           <w:lang w:val="fr"/>
         </w:rPr>
         <w:t>Un graphique sur l’état de cotisation de l’année en cours </w:t>
       </w:r>
       <w:r>
         <w:rPr>
+          <w:highlight w:val="cyan"/>
           <w:lang w:val="fr"/>
         </w:rPr>
         <w:t xml:space="preserve">(N) </w:t>
       </w:r>
       <w:r>
         <w:rPr>
+          <w:highlight w:val="cyan"/>
           <w:lang w:val="fr"/>
         </w:rPr>
         <w:t>: %payé, %impayé</w:t>
@@ -636,11 +661,13 @@
         </w:numPr>
         <w:jc w:val="both"/>
         <w:rPr>
-          <w:lang w:val="fr"/>
-        </w:rPr>
-      </w:pPr>
-      <w:r>
-        <w:rPr>
+          <w:highlight w:val="cyan"/>
+          <w:lang w:val="fr"/>
+        </w:rPr>
+      </w:pPr>
+      <w:r>
+        <w:rPr>
+          <w:highlight w:val="cyan"/>
           <w:lang w:val="fr"/>
         </w:rPr>
         <w:t>Un graphique sur l’état de cotisation de l’année passée (N-1) : %payé, %impayé</w:t>
@@ -656,6 +683,7 @@
       </w:pPr>
       <w:r>
         <w:rPr>
+          <w:highlight w:val="cyan"/>
           <w:lang w:val="fr"/>
         </w:rPr>
         <w:t>Mode de calcul : nb adhérents ayant payé/nb adhérents « actifs » total (les radiés ne font plus partie du comptage)</w:t>

--- a/Cahier de charges/Cahier de charges pour la gestion des membres du SEBTP.docx
+++ b/Cahier de charges/Cahier de charges pour la gestion des membres du SEBTP.docx
@@ -698,11 +698,13 @@
         </w:numPr>
         <w:jc w:val="both"/>
         <w:rPr>
-          <w:lang w:val="fr"/>
-        </w:rPr>
-      </w:pPr>
-      <w:r>
-        <w:rPr>
+          <w:highlight w:val="cyan"/>
+          <w:lang w:val="fr"/>
+        </w:rPr>
+      </w:pPr>
+      <w:r>
+        <w:rPr>
+          <w:highlight w:val="cyan"/>
           <w:lang w:val="fr"/>
         </w:rPr>
         <w:t>Autres projets payants (voir point « autres » ci-dessus) : %payé, % impayé</w:t>
@@ -717,11 +719,13 @@
         </w:numPr>
         <w:jc w:val="both"/>
         <w:rPr>
-          <w:lang w:val="fr"/>
-        </w:rPr>
-      </w:pPr>
-      <w:r>
-        <w:rPr>
+          <w:highlight w:val="yellow"/>
+          <w:lang w:val="fr"/>
+        </w:rPr>
+      </w:pPr>
+      <w:r>
+        <w:rPr>
+          <w:highlight w:val="yellow"/>
           <w:lang w:val="fr"/>
         </w:rPr>
         <w:t>Assiduité aux réunions : mettre tous les mois de l’année en cours, %présents par type de réunion : réunion du bureau, réunion plénière (et AG regroupé sous la même bannière). Mode de calcul. Assiduité = (présents)/(total-excusé) *100</w:t>

--- a/Cahier de charges/Cahier de charges pour la gestion des membres du SEBTP.docx
+++ b/Cahier de charges/Cahier de charges pour la gestion des membres du SEBTP.docx
@@ -154,6 +154,7 @@
         <w:ind w:left="0" w:firstLine="360"/>
         <w:jc w:val="both"/>
         <w:rPr>
+          <w:highlight w:val="cyan"/>
           <w:lang w:val="fr"/>
         </w:rPr>
       </w:pPr>
@@ -161,21 +162,17 @@
         <w:rPr>
           <w:b/>
           <w:bCs/>
+          <w:highlight w:val="cyan"/>
           <w:lang w:val="fr"/>
         </w:rPr>
         <w:t>(Pour le SEBTP en général, pas rattaché à un membre) Représentations dans les autres instances </w:t>
       </w:r>
       <w:r>
         <w:rPr>
-          <w:lang w:val="fr"/>
-        </w:rPr>
-        <w:t>:</w:t>
-      </w:r>
-      <w:r>
-        <w:rPr>
-          <w:lang w:val="fr"/>
-        </w:rPr>
-        <w:t xml:space="preserve"> enregistrer les instances dans lesquelles le SEBTP est représenté. Nom de l’organisme, mandat (si connu : insérer texte, si inconnu : ND), nom du(des) représentant(s), observation</w:t>
+          <w:highlight w:val="cyan"/>
+          <w:lang w:val="fr"/>
+        </w:rPr>
+        <w:t>: enregistrer les instances dans lesquelles le SEBTP est représenté. Nom de l’organisme, mandat (si connu : insérer texte, si inconnu : ND), nom du(des) représentant(s), observation</w:t>
       </w:r>
     </w:p>
     <w:p>
@@ -208,7 +205,7 @@
         <w:ind w:left="0" w:firstLine="360"/>
         <w:jc w:val="both"/>
         <w:rPr>
-          <w:highlight w:val="yellow"/>
+          <w:highlight w:val="cyan"/>
           <w:lang w:val="fr"/>
         </w:rPr>
       </w:pPr>
@@ -216,48 +213,35 @@
         <w:rPr>
           <w:b/>
           <w:bCs/>
+          <w:highlight w:val="cyan"/>
           <w:lang w:val="fr"/>
         </w:rPr>
         <w:t>Gestion des adhérents</w:t>
       </w:r>
       <w:r>
         <w:rPr>
-          <w:lang w:val="fr"/>
-        </w:rPr>
-        <w:t xml:space="preserve"> : le système doit gérer une « fiche membre » contenant au minimum : </w:t>
-      </w:r>
-      <w:r>
-        <w:rPr>
-          <w:lang w:val="fr"/>
-        </w:rPr>
-        <w:t>nom de la société/organisme adhérent</w:t>
-      </w:r>
-      <w:r>
-        <w:rPr>
-          <w:lang w:val="fr"/>
-        </w:rPr>
-        <w:t>, adresse postale, téléphone, adresse e-mail, date d’adhésion</w:t>
-      </w:r>
-      <w:r>
-        <w:rPr>
-          <w:lang w:val="fr"/>
-        </w:rPr>
-        <w:t>, activité, filière (BTP, études ou fournisseurs de biens et services), cotisant FMFP (oui/non), signature de la charte SST SEBTP, nombre d’employés</w:t>
-      </w:r>
-      <w:r>
-        <w:rPr>
+          <w:highlight w:val="cyan"/>
+          <w:lang w:val="fr"/>
+        </w:rPr>
+        <w:t xml:space="preserve"> : le système doit gérer une « fiche membre » contenant au minimum : nom de la société/organisme adhérent, adresse postale, téléphone, adresse e-mail, date d’adhésion, activité, filière (BTP, études ou fournisseurs de biens et services), cotisant FMFP (oui/non), signature de la charte SST SEBTP, nombre d’employés</w:t>
+      </w:r>
+      <w:r>
+        <w:rPr>
+          <w:highlight w:val="cyan"/>
           <w:lang w:val="fr"/>
         </w:rPr>
         <w:t xml:space="preserve">, </w:t>
       </w:r>
       <w:r>
         <w:rPr>
+          <w:highlight w:val="cyan"/>
           <w:lang w:val="fr"/>
         </w:rPr>
         <w:t xml:space="preserve">statut : simple membre ou membre du bureau. Si membre du bureau, </w:t>
       </w:r>
       <w:r>
         <w:rPr>
+          <w:highlight w:val="cyan"/>
           <w:lang w:val="fr"/>
         </w:rPr>
         <w:t>fonction au sein du SEBTP, mandat</w:t>
@@ -274,14 +258,14 @@
           <w:highlight w:val="cyan"/>
           <w:lang w:val="fr"/>
         </w:rPr>
-        <w:t>Il doit aussi permettre d’enregistrer des contacts internes (ex. : responsables RH ou Comptabilité de la structure professionnelle du membre) pour communication interne. Chaque membre a un identifiant unique. On pourra consigner son statut (actif/inactif)</w:t>
-      </w:r>
-      <w:r>
-        <w:rPr>
-          <w:highlight w:val="yellow"/>
-          <w:lang w:val="fr"/>
-        </w:rPr>
-        <w:t xml:space="preserve"> et en cas de radiation, connaître la raison (départ volontaire, cotisation impayée, autre : à préciser) et tout historique (modifications de coordonnées).</w:t>
+        <w:t>Il doit aussi permettre d’enregistrer des contacts internes (ex. : responsables RH ou Comptabilité de la structure professionnelle du membre) pour communication interne. Chaque membre a un identifiant unique. On pourra consigner son statut (actif/inactif</w:t>
+      </w:r>
+      <w:r>
+        <w:rPr>
+          <w:highlight w:val="cyan"/>
+          <w:lang w:val="fr"/>
+        </w:rPr>
+        <w:t>) et en cas de radiation, connaître la raison (départ volontaire, cotisation impayée, autre : à préciser) et tout historique (modifications de coordonnées).</w:t>
       </w:r>
     </w:p>
     <w:p>
@@ -294,7 +278,7 @@
         <w:ind w:left="0" w:firstLine="360"/>
         <w:jc w:val="both"/>
         <w:rPr>
-          <w:highlight w:val="yellow"/>
+          <w:highlight w:val="cyan"/>
           <w:lang w:val="fr"/>
         </w:rPr>
       </w:pPr>
@@ -302,14 +286,14 @@
         <w:rPr>
           <w:b/>
           <w:bCs/>
-          <w:highlight w:val="yellow"/>
+          <w:highlight w:val="cyan"/>
           <w:lang w:val="fr"/>
         </w:rPr>
         <w:t>Demande d’adhésion </w:t>
       </w:r>
       <w:r>
         <w:rPr>
-          <w:highlight w:val="yellow"/>
+          <w:highlight w:val="cyan"/>
           <w:lang w:val="fr"/>
         </w:rPr>
         <w:t>: idem que plus haut avec en plus date de validation par le bureau, date de validation par l’AG. Statut : en attente de validation par bureau, en attente de validation par AG, adhéré ou rejeté, observation. Une fois adhéré, il change son statut en membre.</w:t>
@@ -325,6 +309,7 @@
         <w:ind w:left="0" w:firstLine="360"/>
         <w:jc w:val="both"/>
         <w:rPr>
+          <w:highlight w:val="yellow"/>
           <w:lang w:val="fr"/>
         </w:rPr>
       </w:pPr>
@@ -332,6 +317,7 @@
         <w:rPr>
           <w:b/>
           <w:bCs/>
+          <w:highlight w:val="yellow"/>
           <w:lang w:val="fr"/>
         </w:rPr>
         <w:lastRenderedPageBreak/>
@@ -339,36 +325,35 @@
       </w:r>
       <w:r>
         <w:rPr>
-          <w:lang w:val="fr"/>
-        </w:rPr>
-        <w:t>:</w:t>
-      </w:r>
-      <w:r>
-        <w:rPr>
-          <w:lang w:val="fr"/>
-        </w:rPr>
-        <w:t xml:space="preserve"> présence aux réunions</w:t>
-      </w:r>
-      <w:r>
-        <w:rPr>
+          <w:highlight w:val="yellow"/>
+          <w:lang w:val="fr"/>
+        </w:rPr>
+        <w:t>: présence aux réunions</w:t>
+      </w:r>
+      <w:r>
+        <w:rPr>
+          <w:highlight w:val="yellow"/>
           <w:lang w:val="fr"/>
         </w:rPr>
         <w:t xml:space="preserve"> (présent, absent, excusé)</w:t>
       </w:r>
       <w:r>
         <w:rPr>
+          <w:highlight w:val="yellow"/>
           <w:lang w:val="fr"/>
         </w:rPr>
         <w:t xml:space="preserve">. Si l’adhérent est simple membre : AG, réunion plénière. S’il fait partie du bureau : </w:t>
       </w:r>
       <w:r>
         <w:rPr>
+          <w:highlight w:val="yellow"/>
           <w:lang w:val="fr"/>
         </w:rPr>
         <w:t>réunion du bureau, réunion du conseil de direction</w:t>
       </w:r>
       <w:r>
         <w:rPr>
+          <w:highlight w:val="yellow"/>
           <w:lang w:val="fr"/>
         </w:rPr>
         <w:t>.</w:t>
@@ -750,6 +735,7 @@
         <w:ind w:left="0" w:firstLine="360"/>
         <w:jc w:val="both"/>
         <w:rPr>
+          <w:highlight w:val="cyan"/>
           <w:lang w:val="fr"/>
         </w:rPr>
       </w:pPr>
@@ -757,15 +743,24 @@
         <w:rPr>
           <w:i/>
           <w:iCs/>
+          <w:highlight w:val="cyan"/>
           <w:lang w:val="fr"/>
         </w:rPr>
         <w:t>Liste des représentations du SEBTP</w:t>
       </w:r>
       <w:r>
         <w:rPr>
-          <w:lang w:val="fr"/>
-        </w:rPr>
-        <w:t> : rapport consolidé consultable et exportable</w:t>
+          <w:highlight w:val="cyan"/>
+          <w:lang w:val="fr"/>
+        </w:rPr>
+        <w:t xml:space="preserve"> : rapport consolidé consultable </w:t>
+      </w:r>
+      <w:r>
+        <w:rPr>
+          <w:highlight w:val="cyan"/>
+          <w:lang w:val="fr"/>
+        </w:rPr>
+        <w:t>et exportable</w:t>
       </w:r>
     </w:p>
     <w:p>
@@ -778,6 +773,7 @@
         <w:ind w:left="0" w:firstLine="360"/>
         <w:jc w:val="both"/>
         <w:rPr>
+          <w:highlight w:val="cyan"/>
           <w:lang w:val="fr"/>
         </w:rPr>
       </w:pPr>
@@ -785,48 +781,56 @@
         <w:rPr>
           <w:i/>
           <w:iCs/>
+          <w:highlight w:val="cyan"/>
           <w:lang w:val="fr"/>
         </w:rPr>
         <w:t>États de cotisations filtrables</w:t>
       </w:r>
       <w:r>
         <w:rPr>
+          <w:highlight w:val="cyan"/>
           <w:lang w:val="fr"/>
         </w:rPr>
         <w:t xml:space="preserve"> : générer des listes exportables (</w:t>
       </w:r>
       <w:r>
         <w:rPr>
+          <w:highlight w:val="cyan"/>
           <w:lang w:val="fr"/>
         </w:rPr>
         <w:t xml:space="preserve">de préférence </w:t>
       </w:r>
       <w:r>
         <w:rPr>
+          <w:highlight w:val="cyan"/>
           <w:lang w:val="fr"/>
         </w:rPr>
         <w:t>CSV/XLSX</w:t>
       </w:r>
       <w:r>
         <w:rPr>
+          <w:highlight w:val="cyan"/>
           <w:lang w:val="fr"/>
         </w:rPr>
         <w:t xml:space="preserve"> mais </w:t>
       </w:r>
       <w:r>
         <w:rPr>
+          <w:highlight w:val="cyan"/>
           <w:lang w:val="fr"/>
         </w:rPr>
         <w:t>PDF</w:t>
       </w:r>
       <w:r>
         <w:rPr>
+          <w:highlight w:val="cyan"/>
           <w:lang w:val="fr"/>
         </w:rPr>
         <w:t xml:space="preserve"> accepté</w:t>
       </w:r>
       <w:r>
         <w:rPr>
+          <w:highlight w:val="cyan"/>
           <w:lang w:val="fr"/>
         </w:rPr>
         <w:t>) des cotisations par période, filtrées (ex. : tous les adhérents ayant cotisé ou non cotisé, par année, etc.).</w:t>

--- a/Cahier de charges/Cahier de charges pour la gestion des membres du SEBTP.docx
+++ b/Cahier de charges/Cahier de charges pour la gestion des membres du SEBTP.docx
@@ -536,6 +536,7 @@
         <w:ind w:left="0" w:firstLine="360"/>
         <w:jc w:val="both"/>
         <w:rPr>
+          <w:highlight w:val="cyan"/>
           <w:lang w:val="fr"/>
         </w:rPr>
       </w:pPr>
@@ -543,18 +544,21 @@
         <w:rPr>
           <w:i/>
           <w:iCs/>
+          <w:highlight w:val="cyan"/>
           <w:lang w:val="fr"/>
         </w:rPr>
         <w:t>Tableau de bord</w:t>
       </w:r>
       <w:r>
         <w:rPr>
+          <w:highlight w:val="cyan"/>
           <w:lang w:val="fr"/>
         </w:rPr>
         <w:t xml:space="preserve"> : </w:t>
       </w:r>
       <w:r>
         <w:rPr>
+          <w:highlight w:val="cyan"/>
           <w:lang w:val="fr"/>
         </w:rPr>
         <w:t>la page d’accueil devra contenir un tableau de bord lisible résumant :</w:t>
@@ -846,76 +850,96 @@
         <w:ind w:left="0" w:firstLine="360"/>
         <w:jc w:val="both"/>
         <w:rPr>
-          <w:lang w:val="fr"/>
-        </w:rPr>
-      </w:pPr>
+          <w:highlight w:val="yellow"/>
+          <w:lang w:val="fr"/>
+        </w:rPr>
+      </w:pPr>
+      <w:commentRangeStart w:id="0"/>
       <w:r>
         <w:rPr>
           <w:i/>
           <w:iCs/>
+          <w:highlight w:val="yellow"/>
           <w:lang w:val="fr"/>
         </w:rPr>
         <w:t>Liste d’adresses e-mail</w:t>
       </w:r>
       <w:r>
         <w:rPr>
+          <w:highlight w:val="yellow"/>
           <w:lang w:val="fr"/>
         </w:rPr>
         <w:t xml:space="preserve"> : extraire la liste des e-mails des adhérents avec filtres pour envoi</w:t>
       </w:r>
       <w:r>
         <w:rPr>
+          <w:highlight w:val="yellow"/>
           <w:lang w:val="fr"/>
         </w:rPr>
         <w:t> :</w:t>
       </w:r>
       <w:r>
         <w:rPr>
+          <w:highlight w:val="yellow"/>
           <w:lang w:val="fr"/>
         </w:rPr>
         <w:t xml:space="preserve"> </w:t>
       </w:r>
       <w:r>
         <w:rPr>
+          <w:highlight w:val="yellow"/>
           <w:lang w:val="fr"/>
         </w:rPr>
         <w:t>informations générales (</w:t>
       </w:r>
       <w:r>
         <w:rPr>
+          <w:highlight w:val="yellow"/>
           <w:lang w:val="fr"/>
         </w:rPr>
         <w:t xml:space="preserve">F1 : </w:t>
       </w:r>
       <w:r>
         <w:rPr>
+          <w:highlight w:val="yellow"/>
           <w:lang w:val="fr"/>
         </w:rPr>
         <w:t xml:space="preserve">aux dirigeants </w:t>
       </w:r>
       <w:r>
         <w:rPr>
+          <w:highlight w:val="yellow"/>
           <w:lang w:val="fr"/>
         </w:rPr>
         <w:t>et</w:t>
       </w:r>
       <w:r>
         <w:rPr>
+          <w:highlight w:val="yellow"/>
           <w:lang w:val="fr"/>
         </w:rPr>
         <w:t xml:space="preserve"> représentants désignés), </w:t>
       </w:r>
       <w:r>
         <w:rPr>
+          <w:highlight w:val="yellow"/>
           <w:lang w:val="fr"/>
         </w:rPr>
         <w:t>factures (F1 + service compta), offre de formation : (F1 + RH)</w:t>
       </w:r>
       <w:r>
         <w:rPr>
+          <w:highlight w:val="yellow"/>
           <w:lang w:val="fr"/>
         </w:rPr>
         <w:t>. Garder le nom de chaque adhérent dans une colonne pour ne pas se mélanger</w:t>
+      </w:r>
+      <w:commentRangeEnd w:id="0"/>
+      <w:r>
+        <w:rPr>
+          <w:rStyle w:val="Marquedecommentaire"/>
+        </w:rPr>
+        <w:commentReference w:id="0"/>
       </w:r>
     </w:p>
     <w:p>
@@ -928,6 +952,7 @@
         <w:ind w:left="0" w:firstLine="360"/>
         <w:jc w:val="both"/>
         <w:rPr>
+          <w:highlight w:val="yellow"/>
           <w:lang w:val="fr"/>
         </w:rPr>
       </w:pPr>
@@ -935,6 +960,7 @@
         <w:rPr>
           <w:i/>
           <w:iCs/>
+          <w:highlight w:val="yellow"/>
           <w:lang w:val="fr"/>
         </w:rPr>
         <w:lastRenderedPageBreak/>
@@ -942,6 +968,7 @@
       </w:r>
       <w:r>
         <w:rPr>
+          <w:highlight w:val="yellow"/>
           <w:lang w:val="fr"/>
         </w:rPr>
         <w:t xml:space="preserve"> : calculer l’ancienneté de chaque membre (depuis date d’adhésion) et produire un rapport de regroupement (ex. nombre d’adhérents par tranche d’ancienneté).</w:t>
@@ -957,6 +984,7 @@
         <w:ind w:left="0" w:firstLine="360"/>
         <w:jc w:val="both"/>
         <w:rPr>
+          <w:highlight w:val="yellow"/>
           <w:lang w:val="fr"/>
         </w:rPr>
       </w:pPr>
@@ -964,6 +992,7 @@
         <w:rPr>
           <w:i/>
           <w:iCs/>
+          <w:highlight w:val="yellow"/>
           <w:lang w:val="fr"/>
         </w:rPr>
         <w:t>S</w:t>
@@ -972,18 +1001,21 @@
         <w:rPr>
           <w:i/>
           <w:iCs/>
+          <w:highlight w:val="yellow"/>
           <w:lang w:val="fr"/>
         </w:rPr>
         <w:t>tatistiques de formation</w:t>
       </w:r>
       <w:r>
         <w:rPr>
+          <w:highlight w:val="yellow"/>
           <w:lang w:val="fr"/>
         </w:rPr>
         <w:t xml:space="preserve"> : nombre total de membres formés, par type de formation ou par période.</w:t>
       </w:r>
       <w:r>
         <w:rPr>
+          <w:highlight w:val="yellow"/>
           <w:lang w:val="fr"/>
         </w:rPr>
         <w:t xml:space="preserve"> Que ce soit par adhérent (</w:t>
@@ -991,6 +1023,7 @@
       <w:r>
         <w:rPr>
           <w:rFonts w:cstheme="minorHAnsi"/>
+          <w:highlight w:val="yellow"/>
           <w:lang w:val="fr"/>
         </w:rPr>
         <w:t>→ liste des formations suivies) ou par type de formations (→ liste des adhérents ayant suivi la formation)</w:t>
@@ -1006,6 +1039,7 @@
         <w:ind w:left="0" w:firstLine="360"/>
         <w:jc w:val="both"/>
         <w:rPr>
+          <w:highlight w:val="yellow"/>
           <w:lang w:val="fr"/>
         </w:rPr>
       </w:pPr>
@@ -1013,12 +1047,14 @@
         <w:rPr>
           <w:i/>
           <w:iCs/>
+          <w:highlight w:val="yellow"/>
           <w:lang w:val="fr"/>
         </w:rPr>
         <w:t>Recherche et filtres</w:t>
       </w:r>
       <w:r>
         <w:rPr>
+          <w:highlight w:val="yellow"/>
           <w:lang w:val="fr"/>
         </w:rPr>
         <w:t xml:space="preserve"> : l’utilisateur doit pouvoir rechercher un membre par nom, identifiant ou autres critères, et filtrer les listes (par statut, année d’adhésion, etc.).</w:t>
@@ -1034,6 +1070,7 @@
         <w:ind w:left="0" w:firstLine="360"/>
         <w:jc w:val="both"/>
         <w:rPr>
+          <w:highlight w:val="yellow"/>
           <w:lang w:val="fr"/>
         </w:rPr>
       </w:pPr>
@@ -1041,12 +1078,14 @@
         <w:rPr>
           <w:i/>
           <w:iCs/>
+          <w:highlight w:val="yellow"/>
           <w:lang w:val="fr"/>
         </w:rPr>
         <w:t>Journalisation</w:t>
       </w:r>
       <w:r>
         <w:rPr>
+          <w:highlight w:val="yellow"/>
           <w:lang w:val="fr"/>
         </w:rPr>
         <w:t xml:space="preserve"> (audit) : toutes les opérations critiques (création/modification/suppression de fiche, paiement de cotisation, export de données) doivent être horodatées et enregistrées dans un journal d’audit, avec l’utilisateur ayant effectué l’action.</w:t>
@@ -1062,6 +1101,45 @@
     </w:sectPr>
   </w:body>
 </w:document>
+</file>
+
+<file path=word/comments.xml><?xml version="1.0" encoding="utf-8"?>
+<w:comments xmlns:wpc="http://schemas.microsoft.com/office/word/2010/wordprocessingCanvas" xmlns:cx="http://schemas.microsoft.com/office/drawing/2014/chartex" xmlns:cx1="http://schemas.microsoft.com/office/drawing/2015/9/8/chartex" xmlns:cx2="http://schemas.microsoft.com/office/drawing/2015/10/21/chartex" xmlns:cx3="http://schemas.microsoft.com/office/drawing/2016/5/9/chartex" xmlns:cx4="http://schemas.microsoft.com/office/drawing/2016/5/10/chartex" xmlns:cx5="http://schemas.microsoft.com/office/drawing/2016/5/11/chartex" xmlns:cx6="http://schemas.microsoft.com/office/drawing/2016/5/12/chartex" xmlns:cx7="http://schemas.microsoft.com/office/drawing/2016/5/13/chartex" xmlns:cx8="http://schemas.microsoft.com/office/drawing/2016/5/14/chartex" xmlns:mc="http://schemas.openxmlformats.org/markup-compatibility/2006" xmlns:aink="http://schemas.microsoft.com/office/drawing/2016/ink" xmlns:am3d="http://schemas.microsoft.com/office/drawing/2017/model3d" xmlns:o="urn:schemas-microsoft-com:office:office" xmlns:oel="http://schemas.microsoft.com/office/2019/extlst" xmlns:r="http://schemas.openxmlformats.org/officeDocument/2006/relationships" xmlns:m="http://schemas.openxmlformats.org/officeDocument/2006/math" xmlns:v="urn:schemas-microsoft-com:vml" xmlns:wp14="http://schemas.microsoft.com/office/word/2010/wordprocessingDrawing" xmlns:wp="http://schemas.openxmlformats.org/drawingml/2006/wordprocessingDrawing" xmlns:w10="urn:schemas-microsoft-com:office:word" xmlns:w="http://schemas.openxmlformats.org/wordprocessingml/2006/main" xmlns:w14="http://schemas.microsoft.com/office/word/2010/wordml" xmlns:w15="http://schemas.microsoft.com/office/word/2012/wordml" xmlns:w16cex="http://schemas.microsoft.com/office/word/2018/wordml/cex" xmlns:w16cid="http://schemas.microsoft.com/office/word/2016/wordml/cid" xmlns:w16="http://schemas.microsoft.com/office/word/2018/wordml" xmlns:w16du="http://schemas.microsoft.com/office/word/2023/wordml/word16du" xmlns:w16sdtdh="http://schemas.microsoft.com/office/word/2020/wordml/sdtdatahash" xmlns:w16sdtfl="http://schemas.microsoft.com/office/word/2024/wordml/sdtformatlock" xmlns:w16se="http://schemas.microsoft.com/office/word/2015/wordml/symex" xmlns:wpg="http://schemas.microsoft.com/office/word/2010/wordprocessingGroup" xmlns:wpi="http://schemas.microsoft.com/office/word/2010/wordprocessingInk" xmlns:wne="http://schemas.microsoft.com/office/word/2006/wordml" xmlns:wps="http://schemas.microsoft.com/office/word/2010/wordprocessingShape" mc:Ignorable="w14 w15 w16se w16cid w16 w16cex w16sdtdh w16sdtfl w16du wp14">
+  <w:comment w:id="0" w:author="Kiady" w:date="2026-04-13T10:06:00Z" w:initials="K">
+    <w:p>
+      <w:pPr>
+        <w:pStyle w:val="Commentaire"/>
+      </w:pPr>
+      <w:r>
+        <w:rPr>
+          <w:rStyle w:val="Marquedecommentaire"/>
+        </w:rPr>
+        <w:annotationRef/>
+      </w:r>
+      <w:r>
+        <w:t xml:space="preserve">Ici, je ne comprend pas vraiment, si vous pouvez m’éclairer un peu s’il vous plait </w:t>
+      </w:r>
+    </w:p>
+  </w:comment>
+</w:comments>
+</file>
+
+<file path=word/commentsExtended.xml><?xml version="1.0" encoding="utf-8"?>
+<w15:commentsEx xmlns:wpc="http://schemas.microsoft.com/office/word/2010/wordprocessingCanvas" xmlns:cx="http://schemas.microsoft.com/office/drawing/2014/chartex" xmlns:cx1="http://schemas.microsoft.com/office/drawing/2015/9/8/chartex" xmlns:cx2="http://schemas.microsoft.com/office/drawing/2015/10/21/chartex" xmlns:cx3="http://schemas.microsoft.com/office/drawing/2016/5/9/chartex" xmlns:cx4="http://schemas.microsoft.com/office/drawing/2016/5/10/chartex" xmlns:cx5="http://schemas.microsoft.com/office/drawing/2016/5/11/chartex" xmlns:cx6="http://schemas.microsoft.com/office/drawing/2016/5/12/chartex" xmlns:cx7="http://schemas.microsoft.com/office/drawing/2016/5/13/chartex" xmlns:cx8="http://schemas.microsoft.com/office/drawing/2016/5/14/chartex" xmlns:mc="http://schemas.openxmlformats.org/markup-compatibility/2006" xmlns:aink="http://schemas.microsoft.com/office/drawing/2016/ink" xmlns:am3d="http://schemas.microsoft.com/office/drawing/2017/model3d" xmlns:o="urn:schemas-microsoft-com:office:office" xmlns:oel="http://schemas.microsoft.com/office/2019/extlst" xmlns:r="http://schemas.openxmlformats.org/officeDocument/2006/relationships" xmlns:m="http://schemas.openxmlformats.org/officeDocument/2006/math" xmlns:v="urn:schemas-microsoft-com:vml" xmlns:wp14="http://schemas.microsoft.com/office/word/2010/wordprocessingDrawing" xmlns:wp="http://schemas.openxmlformats.org/drawingml/2006/wordprocessingDrawing" xmlns:w10="urn:schemas-microsoft-com:office:word" xmlns:w="http://schemas.openxmlformats.org/wordprocessingml/2006/main" xmlns:w14="http://schemas.microsoft.com/office/word/2010/wordml" xmlns:w15="http://schemas.microsoft.com/office/word/2012/wordml" xmlns:w16cex="http://schemas.microsoft.com/office/word/2018/wordml/cex" xmlns:w16cid="http://schemas.microsoft.com/office/word/2016/wordml/cid" xmlns:w16="http://schemas.microsoft.com/office/word/2018/wordml" xmlns:w16du="http://schemas.microsoft.com/office/word/2023/wordml/word16du" xmlns:w16sdtdh="http://schemas.microsoft.com/office/word/2020/wordml/sdtdatahash" xmlns:w16sdtfl="http://schemas.microsoft.com/office/word/2024/wordml/sdtformatlock" xmlns:w16se="http://schemas.microsoft.com/office/word/2015/wordml/symex" xmlns:wpg="http://schemas.microsoft.com/office/word/2010/wordprocessingGroup" xmlns:wpi="http://schemas.microsoft.com/office/word/2010/wordprocessingInk" xmlns:wne="http://schemas.microsoft.com/office/word/2006/wordml" xmlns:wps="http://schemas.microsoft.com/office/word/2010/wordprocessingShape" mc:Ignorable="w14 w15 w16se w16cid w16 w16cex w16sdtdh w16sdtfl w16du wp14">
+  <w15:commentEx w15:paraId="214CB2B7" w15:done="0"/>
+</w15:commentsEx>
+</file>
+
+<file path=word/commentsExtensible.xml><?xml version="1.0" encoding="utf-8"?>
+<w16cex:commentsExtensible xmlns:wpc="http://schemas.microsoft.com/office/word/2010/wordprocessingCanvas" xmlns:cx="http://schemas.microsoft.com/office/drawing/2014/chartex" xmlns:cx1="http://schemas.microsoft.com/office/drawing/2015/9/8/chartex" xmlns:cx2="http://schemas.microsoft.com/office/drawing/2015/10/21/chartex" xmlns:cx3="http://schemas.microsoft.com/office/drawing/2016/5/9/chartex" xmlns:cx4="http://schemas.microsoft.com/office/drawing/2016/5/10/chartex" xmlns:cx5="http://schemas.microsoft.com/office/drawing/2016/5/11/chartex" xmlns:cx6="http://schemas.microsoft.com/office/drawing/2016/5/12/chartex" xmlns:cx7="http://schemas.microsoft.com/office/drawing/2016/5/13/chartex" xmlns:cx8="http://schemas.microsoft.com/office/drawing/2016/5/14/chartex" xmlns:cr="http://schemas.microsoft.com/office/comments/2020/reactions" xmlns:mc="http://schemas.openxmlformats.org/markup-compatibility/2006" xmlns:aink="http://schemas.microsoft.com/office/drawing/2016/ink" xmlns:am3d="http://schemas.microsoft.com/office/drawing/2017/model3d" xmlns:o="urn:schemas-microsoft-com:office:office" xmlns:oel="http://schemas.microsoft.com/office/2019/extlst" xmlns:r="http://schemas.openxmlformats.org/officeDocument/2006/relationships" xmlns:m="http://schemas.openxmlformats.org/officeDocument/2006/math" xmlns:v="urn:schemas-microsoft-com:vml" xmlns:wp14="http://schemas.microsoft.com/office/word/2010/wordprocessingDrawing" xmlns:wp="http://schemas.openxmlformats.org/drawingml/2006/wordprocessingDrawing" xmlns:w10="urn:schemas-microsoft-com:office:word" xmlns:w="http://schemas.openxmlformats.org/wordprocessingml/2006/main" xmlns:w14="http://schemas.microsoft.com/office/word/2010/wordml" xmlns:w15="http://schemas.microsoft.com/office/word/2012/wordml" xmlns:w16cex="http://schemas.microsoft.com/office/word/2018/wordml/cex" xmlns:w16cid="http://schemas.microsoft.com/office/word/2016/wordml/cid" xmlns:w16="http://schemas.microsoft.com/office/word/2018/wordml" xmlns:w16du="http://schemas.microsoft.com/office/word/2023/wordml/word16du" xmlns:w16sdtdh="http://schemas.microsoft.com/office/word/2020/wordml/sdtdatahash" xmlns:w16sdtfl="http://schemas.microsoft.com/office/word/2024/wordml/sdtformatlock" xmlns:w16se="http://schemas.microsoft.com/office/word/2015/wordml/symex" xmlns:wpg="http://schemas.microsoft.com/office/word/2010/wordprocessingGroup" xmlns:wpi="http://schemas.microsoft.com/office/word/2010/wordprocessingInk" xmlns:wne="http://schemas.microsoft.com/office/word/2006/wordml" xmlns:wps="http://schemas.microsoft.com/office/word/2010/wordprocessingShape" mc:Ignorable="w14 w15 w16se w16cid w16 w16cex w16sdtdh w16sdtfl cr w16du wp14">
+  <w16cex:commentExtensible w16cex:durableId="3A8B4E0A" w16cex:dateUtc="2026-04-13T07:06:00Z"/>
+</w16cex:commentsExtensible>
+</file>
+
+<file path=word/commentsIds.xml><?xml version="1.0" encoding="utf-8"?>
+<w16cid:commentsIds xmlns:wpc="http://schemas.microsoft.com/office/word/2010/wordprocessingCanvas" xmlns:cx="http://schemas.microsoft.com/office/drawing/2014/chartex" xmlns:cx1="http://schemas.microsoft.com/office/drawing/2015/9/8/chartex" xmlns:cx2="http://schemas.microsoft.com/office/drawing/2015/10/21/chartex" xmlns:cx3="http://schemas.microsoft.com/office/drawing/2016/5/9/chartex" xmlns:cx4="http://schemas.microsoft.com/office/drawing/2016/5/10/chartex" xmlns:cx5="http://schemas.microsoft.com/office/drawing/2016/5/11/chartex" xmlns:cx6="http://schemas.microsoft.com/office/drawing/2016/5/12/chartex" xmlns:cx7="http://schemas.microsoft.com/office/drawing/2016/5/13/chartex" xmlns:cx8="http://schemas.microsoft.com/office/drawing/2016/5/14/chartex" xmlns:mc="http://schemas.openxmlformats.org/markup-compatibility/2006" xmlns:aink="http://schemas.microsoft.com/office/drawing/2016/ink" xmlns:am3d="http://schemas.microsoft.com/office/drawing/2017/model3d" xmlns:o="urn:schemas-microsoft-com:office:office" xmlns:oel="http://schemas.microsoft.com/office/2019/extlst" xmlns:r="http://schemas.openxmlformats.org/officeDocument/2006/relationships" xmlns:m="http://schemas.openxmlformats.org/officeDocument/2006/math" xmlns:v="urn:schemas-microsoft-com:vml" xmlns:wp14="http://schemas.microsoft.com/office/word/2010/wordprocessingDrawing" xmlns:wp="http://schemas.openxmlformats.org/drawingml/2006/wordprocessingDrawing" xmlns:w10="urn:schemas-microsoft-com:office:word" xmlns:w="http://schemas.openxmlformats.org/wordprocessingml/2006/main" xmlns:w14="http://schemas.microsoft.com/office/word/2010/wordml" xmlns:w15="http://schemas.microsoft.com/office/word/2012/wordml" xmlns:w16cex="http://schemas.microsoft.com/office/word/2018/wordml/cex" xmlns:w16cid="http://schemas.microsoft.com/office/word/2016/wordml/cid" xmlns:w16="http://schemas.microsoft.com/office/word/2018/wordml" xmlns:w16du="http://schemas.microsoft.com/office/word/2023/wordml/word16du" xmlns:w16sdtdh="http://schemas.microsoft.com/office/word/2020/wordml/sdtdatahash" xmlns:w16sdtfl="http://schemas.microsoft.com/office/word/2024/wordml/sdtformatlock" xmlns:w16se="http://schemas.microsoft.com/office/word/2015/wordml/symex" xmlns:wpg="http://schemas.microsoft.com/office/word/2010/wordprocessingGroup" xmlns:wpi="http://schemas.microsoft.com/office/word/2010/wordprocessingInk" xmlns:wne="http://schemas.microsoft.com/office/word/2006/wordml" xmlns:wps="http://schemas.microsoft.com/office/word/2010/wordprocessingShape" mc:Ignorable="w14 w15 w16se w16cid w16 w16cex w16sdtdh w16sdtfl w16du wp14">
+  <w16cid:commentId w16cid:paraId="214CB2B7" w16cid:durableId="3A8B4E0A"/>
+</w16cid:commentsIds>
 </file>
 
 <file path=word/numbering.xml><?xml version="1.0" encoding="utf-8"?>
@@ -1387,6 +1465,14 @@
     <w:abstractNumId w:val="0"/>
   </w:num>
 </w:numbering>
+</file>
+
+<file path=word/people.xml><?xml version="1.0" encoding="utf-8"?>
+<w15:people xmlns:wpc="http://schemas.microsoft.com/office/word/2010/wordprocessingCanvas" xmlns:cx="http://schemas.microsoft.com/office/drawing/2014/chartex" xmlns:cx1="http://schemas.microsoft.com/office/drawing/2015/9/8/chartex" xmlns:cx2="http://schemas.microsoft.com/office/drawing/2015/10/21/chartex" xmlns:cx3="http://schemas.microsoft.com/office/drawing/2016/5/9/chartex" xmlns:cx4="http://schemas.microsoft.com/office/drawing/2016/5/10/chartex" xmlns:cx5="http://schemas.microsoft.com/office/drawing/2016/5/11/chartex" xmlns:cx6="http://schemas.microsoft.com/office/drawing/2016/5/12/chartex" xmlns:cx7="http://schemas.microsoft.com/office/drawing/2016/5/13/chartex" xmlns:cx8="http://schemas.microsoft.com/office/drawing/2016/5/14/chartex" xmlns:mc="http://schemas.openxmlformats.org/markup-compatibility/2006" xmlns:aink="http://schemas.microsoft.com/office/drawing/2016/ink" xmlns:am3d="http://schemas.microsoft.com/office/drawing/2017/model3d" xmlns:o="urn:schemas-microsoft-com:office:office" xmlns:oel="http://schemas.microsoft.com/office/2019/extlst" xmlns:r="http://schemas.openxmlformats.org/officeDocument/2006/relationships" xmlns:m="http://schemas.openxmlformats.org/officeDocument/2006/math" xmlns:v="urn:schemas-microsoft-com:vml" xmlns:wp14="http://schemas.microsoft.com/office/word/2010/wordprocessingDrawing" xmlns:wp="http://schemas.openxmlformats.org/drawingml/2006/wordprocessingDrawing" xmlns:w10="urn:schemas-microsoft-com:office:word" xmlns:w="http://schemas.openxmlformats.org/wordprocessingml/2006/main" xmlns:w14="http://schemas.microsoft.com/office/word/2010/wordml" xmlns:w15="http://schemas.microsoft.com/office/word/2012/wordml" xmlns:w16cex="http://schemas.microsoft.com/office/word/2018/wordml/cex" xmlns:w16cid="http://schemas.microsoft.com/office/word/2016/wordml/cid" xmlns:w16="http://schemas.microsoft.com/office/word/2018/wordml" xmlns:w16du="http://schemas.microsoft.com/office/word/2023/wordml/word16du" xmlns:w16sdtdh="http://schemas.microsoft.com/office/word/2020/wordml/sdtdatahash" xmlns:w16sdtfl="http://schemas.microsoft.com/office/word/2024/wordml/sdtformatlock" xmlns:w16se="http://schemas.microsoft.com/office/word/2015/wordml/symex" xmlns:wpg="http://schemas.microsoft.com/office/word/2010/wordprocessingGroup" xmlns:wpi="http://schemas.microsoft.com/office/word/2010/wordprocessingInk" xmlns:wne="http://schemas.microsoft.com/office/word/2006/wordml" xmlns:wps="http://schemas.microsoft.com/office/word/2010/wordprocessingShape" mc:Ignorable="w14 w15 w16se w16cid w16 w16cex w16sdtdh w16sdtfl w16du wp14">
+  <w15:person w15:author="Kiady">
+    <w15:presenceInfo w15:providerId="None" w15:userId="Kiady"/>
+  </w15:person>
+</w15:people>
 </file>
 
 <file path=word/styles.xml><?xml version="1.0" encoding="utf-8"?>
@@ -2306,6 +2392,74 @@
       <w:spacing w:val="5"/>
     </w:rPr>
   </w:style>
+  <w:style w:type="character" w:styleId="Marquedecommentaire">
+    <w:name w:val="annotation reference"/>
+    <w:basedOn w:val="Policepardfaut"/>
+    <w:uiPriority w:val="99"/>
+    <w:semiHidden/>
+    <w:unhideWhenUsed/>
+    <w:rsid w:val="00BB3493"/>
+    <w:rPr>
+      <w:sz w:val="16"/>
+      <w:szCs w:val="16"/>
+    </w:rPr>
+  </w:style>
+  <w:style w:type="paragraph" w:styleId="Commentaire">
+    <w:name w:val="annotation text"/>
+    <w:basedOn w:val="Normal"/>
+    <w:link w:val="CommentaireCar"/>
+    <w:uiPriority w:val="99"/>
+    <w:semiHidden/>
+    <w:unhideWhenUsed/>
+    <w:rsid w:val="00BB3493"/>
+    <w:pPr>
+      <w:spacing w:line="240" w:lineRule="auto"/>
+    </w:pPr>
+    <w:rPr>
+      <w:sz w:val="20"/>
+      <w:szCs w:val="20"/>
+    </w:rPr>
+  </w:style>
+  <w:style w:type="character" w:customStyle="1" w:styleId="CommentaireCar">
+    <w:name w:val="Commentaire Car"/>
+    <w:basedOn w:val="Policepardfaut"/>
+    <w:link w:val="Commentaire"/>
+    <w:uiPriority w:val="99"/>
+    <w:semiHidden/>
+    <w:rsid w:val="00BB3493"/>
+    <w:rPr>
+      <w:sz w:val="20"/>
+      <w:szCs w:val="20"/>
+    </w:rPr>
+  </w:style>
+  <w:style w:type="paragraph" w:styleId="Objetducommentaire">
+    <w:name w:val="annotation subject"/>
+    <w:basedOn w:val="Commentaire"/>
+    <w:next w:val="Commentaire"/>
+    <w:link w:val="ObjetducommentaireCar"/>
+    <w:uiPriority w:val="99"/>
+    <w:semiHidden/>
+    <w:unhideWhenUsed/>
+    <w:rsid w:val="00BB3493"/>
+    <w:rPr>
+      <w:b/>
+      <w:bCs/>
+    </w:rPr>
+  </w:style>
+  <w:style w:type="character" w:customStyle="1" w:styleId="ObjetducommentaireCar">
+    <w:name w:val="Objet du commentaire Car"/>
+    <w:basedOn w:val="CommentaireCar"/>
+    <w:link w:val="Objetducommentaire"/>
+    <w:uiPriority w:val="99"/>
+    <w:semiHidden/>
+    <w:rsid w:val="00BB3493"/>
+    <w:rPr>
+      <w:b/>
+      <w:bCs/>
+      <w:sz w:val="20"/>
+      <w:szCs w:val="20"/>
+    </w:rPr>
+  </w:style>
 </w:styles>
 </file>
 
@@ -2602,4 +2756,16 @@
     </a:ext>
   </a:extLst>
 </a:theme>
+</file>
+
+<file path=customXml/item1.xml><?xml version="1.0" encoding="utf-8"?>
+<b:Sources xmlns:b="http://schemas.openxmlformats.org/officeDocument/2006/bibliography" xmlns="http://schemas.openxmlformats.org/officeDocument/2006/bibliography" SelectedStyle="\APASixthEditionOfficeOnline.xsl" StyleName="APA" Version="6"/>
+</file>
+
+<file path=customXml/itemProps1.xml><?xml version="1.0" encoding="utf-8"?>
+<ds:datastoreItem xmlns:ds="http://schemas.openxmlformats.org/officeDocument/2006/customXml" ds:itemID="{661AC3DF-51C0-42AC-A55E-91D94734614D}">
+  <ds:schemaRefs>
+    <ds:schemaRef ds:uri="http://schemas.openxmlformats.org/officeDocument/2006/bibliography"/>
+  </ds:schemaRefs>
+</ds:datastoreItem>
 </file>
--- a/Cahier de charges/Cahier de charges pour la gestion des membres du SEBTP.docx
+++ b/Cahier de charges/Cahier de charges pour la gestion des membres du SEBTP.docx
@@ -76,7 +76,7 @@
     </w:p>
     <w:p>
       <w:pPr>
-        <w:pStyle w:val="Paragraphedeliste"/>
+        <w:pStyle w:val="ListParagraph"/>
         <w:numPr>
           <w:ilvl w:val="0"/>
           <w:numId w:val="1"/>
@@ -105,7 +105,7 @@
     </w:p>
     <w:p>
       <w:pPr>
-        <w:pStyle w:val="Paragraphedeliste"/>
+        <w:pStyle w:val="ListParagraph"/>
         <w:numPr>
           <w:ilvl w:val="0"/>
           <w:numId w:val="1"/>
@@ -146,7 +146,7 @@
     </w:p>
     <w:p>
       <w:pPr>
-        <w:pStyle w:val="Paragraphedeliste"/>
+        <w:pStyle w:val="ListParagraph"/>
         <w:numPr>
           <w:ilvl w:val="0"/>
           <w:numId w:val="1"/>
@@ -177,7 +177,7 @@
     </w:p>
     <w:p>
       <w:pPr>
-        <w:pStyle w:val="Paragraphedeliste"/>
+        <w:pStyle w:val="ListParagraph"/>
         <w:ind w:left="360"/>
         <w:jc w:val="both"/>
         <w:rPr>
@@ -197,7 +197,7 @@
     </w:p>
     <w:p>
       <w:pPr>
-        <w:pStyle w:val="Paragraphedeliste"/>
+        <w:pStyle w:val="ListParagraph"/>
         <w:numPr>
           <w:ilvl w:val="0"/>
           <w:numId w:val="1"/>
@@ -270,7 +270,7 @@
     </w:p>
     <w:p>
       <w:pPr>
-        <w:pStyle w:val="Paragraphedeliste"/>
+        <w:pStyle w:val="ListParagraph"/>
         <w:numPr>
           <w:ilvl w:val="0"/>
           <w:numId w:val="1"/>
@@ -301,7 +301,7 @@
     </w:p>
     <w:p>
       <w:pPr>
-        <w:pStyle w:val="Paragraphedeliste"/>
+        <w:pStyle w:val="ListParagraph"/>
         <w:numPr>
           <w:ilvl w:val="0"/>
           <w:numId w:val="1"/>
@@ -361,7 +361,7 @@
     </w:p>
     <w:p>
       <w:pPr>
-        <w:pStyle w:val="Paragraphedeliste"/>
+        <w:pStyle w:val="ListParagraph"/>
         <w:numPr>
           <w:ilvl w:val="0"/>
           <w:numId w:val="1"/>
@@ -413,7 +413,7 @@
     </w:p>
     <w:p>
       <w:pPr>
-        <w:pStyle w:val="Paragraphedeliste"/>
+        <w:pStyle w:val="ListParagraph"/>
         <w:numPr>
           <w:ilvl w:val="0"/>
           <w:numId w:val="1"/>
@@ -458,7 +458,7 @@
     </w:p>
     <w:p>
       <w:pPr>
-        <w:pStyle w:val="Paragraphedeliste"/>
+        <w:pStyle w:val="ListParagraph"/>
         <w:numPr>
           <w:ilvl w:val="0"/>
           <w:numId w:val="1"/>
@@ -528,7 +528,7 @@
     </w:p>
     <w:p>
       <w:pPr>
-        <w:pStyle w:val="Paragraphedeliste"/>
+        <w:pStyle w:val="ListParagraph"/>
         <w:numPr>
           <w:ilvl w:val="0"/>
           <w:numId w:val="2"/>
@@ -566,7 +566,7 @@
     </w:p>
     <w:p>
       <w:pPr>
-        <w:pStyle w:val="Paragraphedeliste"/>
+        <w:pStyle w:val="ListParagraph"/>
         <w:numPr>
           <w:ilvl w:val="0"/>
           <w:numId w:val="3"/>
@@ -587,7 +587,7 @@
     </w:p>
     <w:p>
       <w:pPr>
-        <w:pStyle w:val="Paragraphedeliste"/>
+        <w:pStyle w:val="ListParagraph"/>
         <w:numPr>
           <w:ilvl w:val="0"/>
           <w:numId w:val="3"/>
@@ -608,7 +608,7 @@
     </w:p>
     <w:p>
       <w:pPr>
-        <w:pStyle w:val="Paragraphedeliste"/>
+        <w:pStyle w:val="ListParagraph"/>
         <w:numPr>
           <w:ilvl w:val="0"/>
           <w:numId w:val="3"/>
@@ -643,7 +643,7 @@
     </w:p>
     <w:p>
       <w:pPr>
-        <w:pStyle w:val="Paragraphedeliste"/>
+        <w:pStyle w:val="ListParagraph"/>
         <w:numPr>
           <w:ilvl w:val="0"/>
           <w:numId w:val="3"/>
@@ -680,7 +680,7 @@
     </w:p>
     <w:p>
       <w:pPr>
-        <w:pStyle w:val="Paragraphedeliste"/>
+        <w:pStyle w:val="ListParagraph"/>
         <w:numPr>
           <w:ilvl w:val="0"/>
           <w:numId w:val="3"/>
@@ -701,7 +701,7 @@
     </w:p>
     <w:p>
       <w:pPr>
-        <w:pStyle w:val="Paragraphedeliste"/>
+        <w:pStyle w:val="ListParagraph"/>
         <w:numPr>
           <w:ilvl w:val="0"/>
           <w:numId w:val="3"/>
@@ -722,16 +722,16 @@
     </w:p>
     <w:p>
       <w:pPr>
-        <w:pStyle w:val="Paragraphedeliste"/>
-        <w:jc w:val="both"/>
-        <w:rPr>
-          <w:lang w:val="fr"/>
-        </w:rPr>
-      </w:pPr>
-    </w:p>
-    <w:p>
-      <w:pPr>
-        <w:pStyle w:val="Paragraphedeliste"/>
+        <w:pStyle w:val="ListParagraph"/>
+        <w:jc w:val="both"/>
+        <w:rPr>
+          <w:lang w:val="fr"/>
+        </w:rPr>
+      </w:pPr>
+    </w:p>
+    <w:p>
+      <w:pPr>
+        <w:pStyle w:val="ListParagraph"/>
         <w:numPr>
           <w:ilvl w:val="0"/>
           <w:numId w:val="2"/>
@@ -769,7 +769,7 @@
     </w:p>
     <w:p>
       <w:pPr>
-        <w:pStyle w:val="Paragraphedeliste"/>
+        <w:pStyle w:val="ListParagraph"/>
         <w:numPr>
           <w:ilvl w:val="0"/>
           <w:numId w:val="2"/>
@@ -842,7 +842,7 @@
     </w:p>
     <w:p>
       <w:pPr>
-        <w:pStyle w:val="Paragraphedeliste"/>
+        <w:pStyle w:val="ListParagraph"/>
         <w:numPr>
           <w:ilvl w:val="0"/>
           <w:numId w:val="2"/>
@@ -850,7 +850,7 @@
         <w:ind w:left="0" w:firstLine="360"/>
         <w:jc w:val="both"/>
         <w:rPr>
-          <w:highlight w:val="yellow"/>
+          <w:highlight w:val="cyan"/>
           <w:lang w:val="fr"/>
         </w:rPr>
       </w:pPr>
@@ -859,77 +859,77 @@
         <w:rPr>
           <w:i/>
           <w:iCs/>
-          <w:highlight w:val="yellow"/>
+          <w:highlight w:val="cyan"/>
           <w:lang w:val="fr"/>
         </w:rPr>
         <w:t>Liste d’adresses e-mail</w:t>
       </w:r>
       <w:r>
         <w:rPr>
-          <w:highlight w:val="yellow"/>
+          <w:highlight w:val="cyan"/>
           <w:lang w:val="fr"/>
         </w:rPr>
         <w:t xml:space="preserve"> : extraire la liste des e-mails des adhérents avec filtres pour envoi</w:t>
       </w:r>
       <w:r>
         <w:rPr>
-          <w:highlight w:val="yellow"/>
+          <w:highlight w:val="cyan"/>
           <w:lang w:val="fr"/>
         </w:rPr>
         <w:t> :</w:t>
       </w:r>
       <w:r>
         <w:rPr>
-          <w:highlight w:val="yellow"/>
+          <w:highlight w:val="cyan"/>
           <w:lang w:val="fr"/>
         </w:rPr>
         <w:t xml:space="preserve"> </w:t>
       </w:r>
       <w:r>
         <w:rPr>
-          <w:highlight w:val="yellow"/>
+          <w:highlight w:val="cyan"/>
           <w:lang w:val="fr"/>
         </w:rPr>
         <w:t>informations générales (</w:t>
       </w:r>
       <w:r>
         <w:rPr>
-          <w:highlight w:val="yellow"/>
+          <w:highlight w:val="cyan"/>
           <w:lang w:val="fr"/>
         </w:rPr>
         <w:t xml:space="preserve">F1 : </w:t>
       </w:r>
       <w:r>
         <w:rPr>
-          <w:highlight w:val="yellow"/>
+          <w:highlight w:val="cyan"/>
           <w:lang w:val="fr"/>
         </w:rPr>
         <w:t xml:space="preserve">aux dirigeants </w:t>
       </w:r>
       <w:r>
         <w:rPr>
-          <w:highlight w:val="yellow"/>
+          <w:highlight w:val="cyan"/>
           <w:lang w:val="fr"/>
         </w:rPr>
         <w:t>et</w:t>
       </w:r>
       <w:r>
         <w:rPr>
-          <w:highlight w:val="yellow"/>
+          <w:highlight w:val="cyan"/>
           <w:lang w:val="fr"/>
         </w:rPr>
         <w:t xml:space="preserve"> représentants désignés), </w:t>
       </w:r>
       <w:r>
         <w:rPr>
-          <w:highlight w:val="yellow"/>
+          <w:highlight w:val="cyan"/>
           <w:lang w:val="fr"/>
         </w:rPr>
         <w:t>factures (F1 + service compta), offre de formation : (F1 + RH)</w:t>
       </w:r>
       <w:r>
         <w:rPr>
-          <w:highlight w:val="yellow"/>
+          <w:highlight w:val="cyan"/>
           <w:lang w:val="fr"/>
         </w:rPr>
         <w:t>. Garder le nom de chaque adhérent dans une colonne pour ne pas se mélanger</w:t>
@@ -937,14 +937,15 @@
       <w:commentRangeEnd w:id="0"/>
       <w:r>
         <w:rPr>
-          <w:rStyle w:val="Marquedecommentaire"/>
+          <w:rStyle w:val="CommentReference"/>
+          <w:highlight w:val="cyan"/>
         </w:rPr>
         <w:commentReference w:id="0"/>
       </w:r>
     </w:p>
     <w:p>
       <w:pPr>
-        <w:pStyle w:val="Paragraphedeliste"/>
+        <w:pStyle w:val="ListParagraph"/>
         <w:numPr>
           <w:ilvl w:val="0"/>
           <w:numId w:val="2"/>
@@ -976,7 +977,7 @@
     </w:p>
     <w:p>
       <w:pPr>
-        <w:pStyle w:val="Paragraphedeliste"/>
+        <w:pStyle w:val="ListParagraph"/>
         <w:numPr>
           <w:ilvl w:val="0"/>
           <w:numId w:val="2"/>
@@ -1031,7 +1032,7 @@
     </w:p>
     <w:p>
       <w:pPr>
-        <w:pStyle w:val="Paragraphedeliste"/>
+        <w:pStyle w:val="ListParagraph"/>
         <w:numPr>
           <w:ilvl w:val="0"/>
           <w:numId w:val="2"/>
@@ -1062,7 +1063,7 @@
     </w:p>
     <w:p>
       <w:pPr>
-        <w:pStyle w:val="Paragraphedeliste"/>
+        <w:pStyle w:val="ListParagraph"/>
         <w:numPr>
           <w:ilvl w:val="0"/>
           <w:numId w:val="2"/>
@@ -1070,7 +1071,7 @@
         <w:ind w:left="0" w:firstLine="360"/>
         <w:jc w:val="both"/>
         <w:rPr>
-          <w:highlight w:val="yellow"/>
+          <w:highlight w:val="cyan"/>
           <w:lang w:val="fr"/>
         </w:rPr>
       </w:pPr>
@@ -1078,14 +1079,14 @@
         <w:rPr>
           <w:i/>
           <w:iCs/>
-          <w:highlight w:val="yellow"/>
+          <w:highlight w:val="cyan"/>
           <w:lang w:val="fr"/>
         </w:rPr>
         <w:t>Journalisation</w:t>
       </w:r>
       <w:r>
         <w:rPr>
-          <w:highlight w:val="yellow"/>
+          <w:highlight w:val="cyan"/>
           <w:lang w:val="fr"/>
         </w:rPr>
         <w:t xml:space="preserve"> (audit) : toutes les opérations critiques (création/modification/suppression de fiche, paiement de cotisation, export de données) doivent être horodatées et enregistrées dans un journal d’audit, avec l’utilisateur ayant effectué l’action.</w:t>
@@ -1108,16 +1109,26 @@
   <w:comment w:id="0" w:author="Kiady" w:date="2026-04-13T10:06:00Z" w:initials="K">
     <w:p>
       <w:pPr>
-        <w:pStyle w:val="Commentaire"/>
-      </w:pPr>
-      <w:r>
-        <w:rPr>
-          <w:rStyle w:val="Marquedecommentaire"/>
+        <w:pStyle w:val="CommentText"/>
+      </w:pPr>
+      <w:r>
+        <w:rPr>
+          <w:rStyle w:val="CommentReference"/>
         </w:rPr>
         <w:annotationRef/>
       </w:r>
       <w:r>
-        <w:t xml:space="preserve">Ici, je ne comprend pas vraiment, si vous pouvez m’éclairer un peu s’il vous plait </w:t>
+        <w:t xml:space="preserve">Ici, je ne </w:t>
+      </w:r>
+      <w:proofErr w:type="spellStart"/>
+      <w:proofErr w:type="gramStart"/>
+      <w:r>
+        <w:t>comprend</w:t>
+      </w:r>
+      <w:proofErr w:type="spellEnd"/>
+      <w:proofErr w:type="gramEnd"/>
+      <w:r>
+        <w:t xml:space="preserve"> pas vraiment, si vous pouvez m’éclairer un peu s’il vous plait </w:t>
       </w:r>
     </w:p>
   </w:comment>
@@ -1876,11 +1887,11 @@
     <w:name w:val="Normal"/>
     <w:qFormat/>
   </w:style>
-  <w:style w:type="paragraph" w:styleId="Titre1">
+  <w:style w:type="paragraph" w:styleId="Heading1">
     <w:name w:val="heading 1"/>
     <w:basedOn w:val="Normal"/>
     <w:next w:val="Normal"/>
-    <w:link w:val="Titre1Car"/>
+    <w:link w:val="Heading1Char"/>
     <w:uiPriority w:val="9"/>
     <w:qFormat/>
     <w:rsid w:val="004C034B"/>
@@ -1897,11 +1908,11 @@
       <w:szCs w:val="40"/>
     </w:rPr>
   </w:style>
-  <w:style w:type="paragraph" w:styleId="Titre2">
+  <w:style w:type="paragraph" w:styleId="Heading2">
     <w:name w:val="heading 2"/>
     <w:basedOn w:val="Normal"/>
     <w:next w:val="Normal"/>
-    <w:link w:val="Titre2Car"/>
+    <w:link w:val="Heading2Char"/>
     <w:uiPriority w:val="9"/>
     <w:semiHidden/>
     <w:unhideWhenUsed/>
@@ -1920,11 +1931,11 @@
       <w:szCs w:val="32"/>
     </w:rPr>
   </w:style>
-  <w:style w:type="paragraph" w:styleId="Titre3">
+  <w:style w:type="paragraph" w:styleId="Heading3">
     <w:name w:val="heading 3"/>
     <w:basedOn w:val="Normal"/>
     <w:next w:val="Normal"/>
-    <w:link w:val="Titre3Car"/>
+    <w:link w:val="Heading3Char"/>
     <w:uiPriority w:val="9"/>
     <w:semiHidden/>
     <w:unhideWhenUsed/>
@@ -1943,11 +1954,11 @@
       <w:szCs w:val="28"/>
     </w:rPr>
   </w:style>
-  <w:style w:type="paragraph" w:styleId="Titre4">
+  <w:style w:type="paragraph" w:styleId="Heading4">
     <w:name w:val="heading 4"/>
     <w:basedOn w:val="Normal"/>
     <w:next w:val="Normal"/>
-    <w:link w:val="Titre4Car"/>
+    <w:link w:val="Heading4Char"/>
     <w:uiPriority w:val="9"/>
     <w:semiHidden/>
     <w:unhideWhenUsed/>
@@ -1966,11 +1977,11 @@
       <w:color w:val="2F5496" w:themeColor="accent1" w:themeShade="BF"/>
     </w:rPr>
   </w:style>
-  <w:style w:type="paragraph" w:styleId="Titre5">
+  <w:style w:type="paragraph" w:styleId="Heading5">
     <w:name w:val="heading 5"/>
     <w:basedOn w:val="Normal"/>
     <w:next w:val="Normal"/>
-    <w:link w:val="Titre5Car"/>
+    <w:link w:val="Heading5Char"/>
     <w:uiPriority w:val="9"/>
     <w:semiHidden/>
     <w:unhideWhenUsed/>
@@ -1987,11 +1998,11 @@
       <w:color w:val="2F5496" w:themeColor="accent1" w:themeShade="BF"/>
     </w:rPr>
   </w:style>
-  <w:style w:type="paragraph" w:styleId="Titre6">
+  <w:style w:type="paragraph" w:styleId="Heading6">
     <w:name w:val="heading 6"/>
     <w:basedOn w:val="Normal"/>
     <w:next w:val="Normal"/>
-    <w:link w:val="Titre6Car"/>
+    <w:link w:val="Heading6Char"/>
     <w:uiPriority w:val="9"/>
     <w:semiHidden/>
     <w:unhideWhenUsed/>
@@ -2010,11 +2021,11 @@
       <w:color w:val="595959" w:themeColor="text1" w:themeTint="A6"/>
     </w:rPr>
   </w:style>
-  <w:style w:type="paragraph" w:styleId="Titre7">
+  <w:style w:type="paragraph" w:styleId="Heading7">
     <w:name w:val="heading 7"/>
     <w:basedOn w:val="Normal"/>
     <w:next w:val="Normal"/>
-    <w:link w:val="Titre7Car"/>
+    <w:link w:val="Heading7Char"/>
     <w:uiPriority w:val="9"/>
     <w:semiHidden/>
     <w:unhideWhenUsed/>
@@ -2031,11 +2042,11 @@
       <w:color w:val="595959" w:themeColor="text1" w:themeTint="A6"/>
     </w:rPr>
   </w:style>
-  <w:style w:type="paragraph" w:styleId="Titre8">
+  <w:style w:type="paragraph" w:styleId="Heading8">
     <w:name w:val="heading 8"/>
     <w:basedOn w:val="Normal"/>
     <w:next w:val="Normal"/>
-    <w:link w:val="Titre8Car"/>
+    <w:link w:val="Heading8Char"/>
     <w:uiPriority w:val="9"/>
     <w:semiHidden/>
     <w:unhideWhenUsed/>
@@ -2054,11 +2065,11 @@
       <w:color w:val="272727" w:themeColor="text1" w:themeTint="D8"/>
     </w:rPr>
   </w:style>
-  <w:style w:type="paragraph" w:styleId="Titre9">
+  <w:style w:type="paragraph" w:styleId="Heading9">
     <w:name w:val="heading 9"/>
     <w:basedOn w:val="Normal"/>
     <w:next w:val="Normal"/>
-    <w:link w:val="Titre9Car"/>
+    <w:link w:val="Heading9Char"/>
     <w:uiPriority w:val="9"/>
     <w:semiHidden/>
     <w:unhideWhenUsed/>
@@ -2075,13 +2086,13 @@
       <w:color w:val="272727" w:themeColor="text1" w:themeTint="D8"/>
     </w:rPr>
   </w:style>
-  <w:style w:type="character" w:default="1" w:styleId="Policepardfaut">
+  <w:style w:type="character" w:default="1" w:styleId="DefaultParagraphFont">
     <w:name w:val="Default Paragraph Font"/>
     <w:uiPriority w:val="1"/>
     <w:semiHidden/>
     <w:unhideWhenUsed/>
   </w:style>
-  <w:style w:type="table" w:default="1" w:styleId="TableauNormal">
+  <w:style w:type="table" w:default="1" w:styleId="TableNormal">
     <w:name w:val="Normal Table"/>
     <w:uiPriority w:val="99"/>
     <w:semiHidden/>
@@ -2096,16 +2107,16 @@
       </w:tblCellMar>
     </w:tblPr>
   </w:style>
-  <w:style w:type="numbering" w:default="1" w:styleId="Aucuneliste">
+  <w:style w:type="numbering" w:default="1" w:styleId="NoList">
     <w:name w:val="No List"/>
     <w:uiPriority w:val="99"/>
     <w:semiHidden/>
     <w:unhideWhenUsed/>
   </w:style>
-  <w:style w:type="character" w:customStyle="1" w:styleId="Titre1Car">
-    <w:name w:val="Titre 1 Car"/>
-    <w:basedOn w:val="Policepardfaut"/>
-    <w:link w:val="Titre1"/>
+  <w:style w:type="character" w:customStyle="1" w:styleId="Heading1Char">
+    <w:name w:val="Heading 1 Char"/>
+    <w:basedOn w:val="DefaultParagraphFont"/>
+    <w:link w:val="Heading1"/>
     <w:uiPriority w:val="9"/>
     <w:rsid w:val="004C034B"/>
     <w:rPr>
@@ -2115,10 +2126,10 @@
       <w:szCs w:val="40"/>
     </w:rPr>
   </w:style>
-  <w:style w:type="character" w:customStyle="1" w:styleId="Titre2Car">
-    <w:name w:val="Titre 2 Car"/>
-    <w:basedOn w:val="Policepardfaut"/>
-    <w:link w:val="Titre2"/>
+  <w:style w:type="character" w:customStyle="1" w:styleId="Heading2Char">
+    <w:name w:val="Heading 2 Char"/>
+    <w:basedOn w:val="DefaultParagraphFont"/>
+    <w:link w:val="Heading2"/>
     <w:uiPriority w:val="9"/>
     <w:semiHidden/>
     <w:rsid w:val="004C034B"/>
@@ -2129,10 +2140,10 @@
       <w:szCs w:val="32"/>
     </w:rPr>
   </w:style>
-  <w:style w:type="character" w:customStyle="1" w:styleId="Titre3Car">
-    <w:name w:val="Titre 3 Car"/>
-    <w:basedOn w:val="Policepardfaut"/>
-    <w:link w:val="Titre3"/>
+  <w:style w:type="character" w:customStyle="1" w:styleId="Heading3Char">
+    <w:name w:val="Heading 3 Char"/>
+    <w:basedOn w:val="DefaultParagraphFont"/>
+    <w:link w:val="Heading3"/>
     <w:uiPriority w:val="9"/>
     <w:semiHidden/>
     <w:rsid w:val="004C034B"/>
@@ -2143,10 +2154,10 @@
       <w:szCs w:val="28"/>
     </w:rPr>
   </w:style>
-  <w:style w:type="character" w:customStyle="1" w:styleId="Titre4Car">
-    <w:name w:val="Titre 4 Car"/>
-    <w:basedOn w:val="Policepardfaut"/>
-    <w:link w:val="Titre4"/>
+  <w:style w:type="character" w:customStyle="1" w:styleId="Heading4Char">
+    <w:name w:val="Heading 4 Char"/>
+    <w:basedOn w:val="DefaultParagraphFont"/>
+    <w:link w:val="Heading4"/>
     <w:uiPriority w:val="9"/>
     <w:semiHidden/>
     <w:rsid w:val="004C034B"/>
@@ -2157,10 +2168,10 @@
       <w:color w:val="2F5496" w:themeColor="accent1" w:themeShade="BF"/>
     </w:rPr>
   </w:style>
-  <w:style w:type="character" w:customStyle="1" w:styleId="Titre5Car">
-    <w:name w:val="Titre 5 Car"/>
-    <w:basedOn w:val="Policepardfaut"/>
-    <w:link w:val="Titre5"/>
+  <w:style w:type="character" w:customStyle="1" w:styleId="Heading5Char">
+    <w:name w:val="Heading 5 Char"/>
+    <w:basedOn w:val="DefaultParagraphFont"/>
+    <w:link w:val="Heading5"/>
     <w:uiPriority w:val="9"/>
     <w:semiHidden/>
     <w:rsid w:val="004C034B"/>
@@ -2169,10 +2180,10 @@
       <w:color w:val="2F5496" w:themeColor="accent1" w:themeShade="BF"/>
     </w:rPr>
   </w:style>
-  <w:style w:type="character" w:customStyle="1" w:styleId="Titre6Car">
-    <w:name w:val="Titre 6 Car"/>
-    <w:basedOn w:val="Policepardfaut"/>
-    <w:link w:val="Titre6"/>
+  <w:style w:type="character" w:customStyle="1" w:styleId="Heading6Char">
+    <w:name w:val="Heading 6 Char"/>
+    <w:basedOn w:val="DefaultParagraphFont"/>
+    <w:link w:val="Heading6"/>
     <w:uiPriority w:val="9"/>
     <w:semiHidden/>
     <w:rsid w:val="004C034B"/>
@@ -2183,10 +2194,10 @@
       <w:color w:val="595959" w:themeColor="text1" w:themeTint="A6"/>
     </w:rPr>
   </w:style>
-  <w:style w:type="character" w:customStyle="1" w:styleId="Titre7Car">
-    <w:name w:val="Titre 7 Car"/>
-    <w:basedOn w:val="Policepardfaut"/>
-    <w:link w:val="Titre7"/>
+  <w:style w:type="character" w:customStyle="1" w:styleId="Heading7Char">
+    <w:name w:val="Heading 7 Char"/>
+    <w:basedOn w:val="DefaultParagraphFont"/>
+    <w:link w:val="Heading7"/>
     <w:uiPriority w:val="9"/>
     <w:semiHidden/>
     <w:rsid w:val="004C034B"/>
@@ -2195,10 +2206,10 @@
       <w:color w:val="595959" w:themeColor="text1" w:themeTint="A6"/>
     </w:rPr>
   </w:style>
-  <w:style w:type="character" w:customStyle="1" w:styleId="Titre8Car">
-    <w:name w:val="Titre 8 Car"/>
-    <w:basedOn w:val="Policepardfaut"/>
-    <w:link w:val="Titre8"/>
+  <w:style w:type="character" w:customStyle="1" w:styleId="Heading8Char">
+    <w:name w:val="Heading 8 Char"/>
+    <w:basedOn w:val="DefaultParagraphFont"/>
+    <w:link w:val="Heading8"/>
     <w:uiPriority w:val="9"/>
     <w:semiHidden/>
     <w:rsid w:val="004C034B"/>
@@ -2209,10 +2220,10 @@
       <w:color w:val="272727" w:themeColor="text1" w:themeTint="D8"/>
     </w:rPr>
   </w:style>
-  <w:style w:type="character" w:customStyle="1" w:styleId="Titre9Car">
-    <w:name w:val="Titre 9 Car"/>
-    <w:basedOn w:val="Policepardfaut"/>
-    <w:link w:val="Titre9"/>
+  <w:style w:type="character" w:customStyle="1" w:styleId="Heading9Char">
+    <w:name w:val="Heading 9 Char"/>
+    <w:basedOn w:val="DefaultParagraphFont"/>
+    <w:link w:val="Heading9"/>
     <w:uiPriority w:val="9"/>
     <w:semiHidden/>
     <w:rsid w:val="004C034B"/>
@@ -2221,11 +2232,11 @@
       <w:color w:val="272727" w:themeColor="text1" w:themeTint="D8"/>
     </w:rPr>
   </w:style>
-  <w:style w:type="paragraph" w:styleId="Titre">
+  <w:style w:type="paragraph" w:styleId="Title">
     <w:name w:val="Title"/>
     <w:basedOn w:val="Normal"/>
     <w:next w:val="Normal"/>
-    <w:link w:val="TitreCar"/>
+    <w:link w:val="TitleChar"/>
     <w:uiPriority w:val="10"/>
     <w:qFormat/>
     <w:rsid w:val="004C034B"/>
@@ -2241,10 +2252,10 @@
       <w:szCs w:val="56"/>
     </w:rPr>
   </w:style>
-  <w:style w:type="character" w:customStyle="1" w:styleId="TitreCar">
-    <w:name w:val="Titre Car"/>
-    <w:basedOn w:val="Policepardfaut"/>
-    <w:link w:val="Titre"/>
+  <w:style w:type="character" w:customStyle="1" w:styleId="TitleChar">
+    <w:name w:val="Title Char"/>
+    <w:basedOn w:val="DefaultParagraphFont"/>
+    <w:link w:val="Title"/>
     <w:uiPriority w:val="10"/>
     <w:rsid w:val="004C034B"/>
     <w:rPr>
@@ -2255,11 +2266,11 @@
       <w:szCs w:val="56"/>
     </w:rPr>
   </w:style>
-  <w:style w:type="paragraph" w:styleId="Sous-titre">
+  <w:style w:type="paragraph" w:styleId="Subtitle">
     <w:name w:val="Subtitle"/>
     <w:basedOn w:val="Normal"/>
     <w:next w:val="Normal"/>
-    <w:link w:val="Sous-titreCar"/>
+    <w:link w:val="SubtitleChar"/>
     <w:uiPriority w:val="11"/>
     <w:qFormat/>
     <w:rsid w:val="004C034B"/>
@@ -2276,10 +2287,10 @@
       <w:szCs w:val="28"/>
     </w:rPr>
   </w:style>
-  <w:style w:type="character" w:customStyle="1" w:styleId="Sous-titreCar">
-    <w:name w:val="Sous-titre Car"/>
-    <w:basedOn w:val="Policepardfaut"/>
-    <w:link w:val="Sous-titre"/>
+  <w:style w:type="character" w:customStyle="1" w:styleId="SubtitleChar">
+    <w:name w:val="Subtitle Char"/>
+    <w:basedOn w:val="DefaultParagraphFont"/>
+    <w:link w:val="Subtitle"/>
     <w:uiPriority w:val="11"/>
     <w:rsid w:val="004C034B"/>
     <w:rPr>
@@ -2290,11 +2301,11 @@
       <w:szCs w:val="28"/>
     </w:rPr>
   </w:style>
-  <w:style w:type="paragraph" w:styleId="Citation">
+  <w:style w:type="paragraph" w:styleId="Quote">
     <w:name w:val="Quote"/>
     <w:basedOn w:val="Normal"/>
     <w:next w:val="Normal"/>
-    <w:link w:val="CitationCar"/>
+    <w:link w:val="QuoteChar"/>
     <w:uiPriority w:val="29"/>
     <w:qFormat/>
     <w:rsid w:val="004C034B"/>
@@ -2308,10 +2319,10 @@
       <w:color w:val="404040" w:themeColor="text1" w:themeTint="BF"/>
     </w:rPr>
   </w:style>
-  <w:style w:type="character" w:customStyle="1" w:styleId="CitationCar">
-    <w:name w:val="Citation Car"/>
-    <w:basedOn w:val="Policepardfaut"/>
-    <w:link w:val="Citation"/>
+  <w:style w:type="character" w:customStyle="1" w:styleId="QuoteChar">
+    <w:name w:val="Quote Char"/>
+    <w:basedOn w:val="DefaultParagraphFont"/>
+    <w:link w:val="Quote"/>
     <w:uiPriority w:val="29"/>
     <w:rsid w:val="004C034B"/>
     <w:rPr>
@@ -2320,7 +2331,7 @@
       <w:color w:val="404040" w:themeColor="text1" w:themeTint="BF"/>
     </w:rPr>
   </w:style>
-  <w:style w:type="paragraph" w:styleId="Paragraphedeliste">
+  <w:style w:type="paragraph" w:styleId="ListParagraph">
     <w:name w:val="List Paragraph"/>
     <w:basedOn w:val="Normal"/>
     <w:uiPriority w:val="34"/>
@@ -2331,9 +2342,9 @@
       <w:contextualSpacing/>
     </w:pPr>
   </w:style>
-  <w:style w:type="character" w:styleId="Accentuationintense">
+  <w:style w:type="character" w:styleId="IntenseEmphasis">
     <w:name w:val="Intense Emphasis"/>
-    <w:basedOn w:val="Policepardfaut"/>
+    <w:basedOn w:val="DefaultParagraphFont"/>
     <w:uiPriority w:val="21"/>
     <w:qFormat/>
     <w:rsid w:val="004C034B"/>
@@ -2343,11 +2354,11 @@
       <w:color w:val="2F5496" w:themeColor="accent1" w:themeShade="BF"/>
     </w:rPr>
   </w:style>
-  <w:style w:type="paragraph" w:styleId="Citationintense">
+  <w:style w:type="paragraph" w:styleId="IntenseQuote">
     <w:name w:val="Intense Quote"/>
     <w:basedOn w:val="Normal"/>
     <w:next w:val="Normal"/>
-    <w:link w:val="CitationintenseCar"/>
+    <w:link w:val="IntenseQuoteChar"/>
     <w:uiPriority w:val="30"/>
     <w:qFormat/>
     <w:rsid w:val="004C034B"/>
@@ -2366,10 +2377,10 @@
       <w:color w:val="2F5496" w:themeColor="accent1" w:themeShade="BF"/>
     </w:rPr>
   </w:style>
-  <w:style w:type="character" w:customStyle="1" w:styleId="CitationintenseCar">
-    <w:name w:val="Citation intense Car"/>
-    <w:basedOn w:val="Policepardfaut"/>
-    <w:link w:val="Citationintense"/>
+  <w:style w:type="character" w:customStyle="1" w:styleId="IntenseQuoteChar">
+    <w:name w:val="Intense Quote Char"/>
+    <w:basedOn w:val="DefaultParagraphFont"/>
+    <w:link w:val="IntenseQuote"/>
     <w:uiPriority w:val="30"/>
     <w:rsid w:val="004C034B"/>
     <w:rPr>
@@ -2378,9 +2389,9 @@
       <w:color w:val="2F5496" w:themeColor="accent1" w:themeShade="BF"/>
     </w:rPr>
   </w:style>
-  <w:style w:type="character" w:styleId="Rfrenceintense">
+  <w:style w:type="character" w:styleId="IntenseReference">
     <w:name w:val="Intense Reference"/>
-    <w:basedOn w:val="Policepardfaut"/>
+    <w:basedOn w:val="DefaultParagraphFont"/>
     <w:uiPriority w:val="32"/>
     <w:qFormat/>
     <w:rsid w:val="004C034B"/>
@@ -2392,9 +2403,9 @@
       <w:spacing w:val="5"/>
     </w:rPr>
   </w:style>
-  <w:style w:type="character" w:styleId="Marquedecommentaire">
+  <w:style w:type="character" w:styleId="CommentReference">
     <w:name w:val="annotation reference"/>
-    <w:basedOn w:val="Policepardfaut"/>
+    <w:basedOn w:val="DefaultParagraphFont"/>
     <w:uiPriority w:val="99"/>
     <w:semiHidden/>
     <w:unhideWhenUsed/>
@@ -2404,10 +2415,10 @@
       <w:szCs w:val="16"/>
     </w:rPr>
   </w:style>
-  <w:style w:type="paragraph" w:styleId="Commentaire">
+  <w:style w:type="paragraph" w:styleId="CommentText">
     <w:name w:val="annotation text"/>
     <w:basedOn w:val="Normal"/>
-    <w:link w:val="CommentaireCar"/>
+    <w:link w:val="CommentTextChar"/>
     <w:uiPriority w:val="99"/>
     <w:semiHidden/>
     <w:unhideWhenUsed/>
@@ -2420,10 +2431,10 @@
       <w:szCs w:val="20"/>
     </w:rPr>
   </w:style>
-  <w:style w:type="character" w:customStyle="1" w:styleId="CommentaireCar">
-    <w:name w:val="Commentaire Car"/>
-    <w:basedOn w:val="Policepardfaut"/>
-    <w:link w:val="Commentaire"/>
+  <w:style w:type="character" w:customStyle="1" w:styleId="CommentTextChar">
+    <w:name w:val="Comment Text Char"/>
+    <w:basedOn w:val="DefaultParagraphFont"/>
+    <w:link w:val="CommentText"/>
     <w:uiPriority w:val="99"/>
     <w:semiHidden/>
     <w:rsid w:val="00BB3493"/>
@@ -2432,11 +2443,11 @@
       <w:szCs w:val="20"/>
     </w:rPr>
   </w:style>
-  <w:style w:type="paragraph" w:styleId="Objetducommentaire">
+  <w:style w:type="paragraph" w:styleId="CommentSubject">
     <w:name w:val="annotation subject"/>
-    <w:basedOn w:val="Commentaire"/>
-    <w:next w:val="Commentaire"/>
-    <w:link w:val="ObjetducommentaireCar"/>
+    <w:basedOn w:val="CommentText"/>
+    <w:next w:val="CommentText"/>
+    <w:link w:val="CommentSubjectChar"/>
     <w:uiPriority w:val="99"/>
     <w:semiHidden/>
     <w:unhideWhenUsed/>
@@ -2446,10 +2457,10 @@
       <w:bCs/>
     </w:rPr>
   </w:style>
-  <w:style w:type="character" w:customStyle="1" w:styleId="ObjetducommentaireCar">
-    <w:name w:val="Objet du commentaire Car"/>
-    <w:basedOn w:val="CommentaireCar"/>
-    <w:link w:val="Objetducommentaire"/>
+  <w:style w:type="character" w:customStyle="1" w:styleId="CommentSubjectChar">
+    <w:name w:val="Comment Subject Char"/>
+    <w:basedOn w:val="CommentTextChar"/>
+    <w:link w:val="CommentSubject"/>
     <w:uiPriority w:val="99"/>
     <w:semiHidden/>
     <w:rsid w:val="00BB3493"/>

--- a/Cahier de charges/Cahier de charges pour la gestion des membres du SEBTP.docx
+++ b/Cahier de charges/Cahier de charges pour la gestion des membres du SEBTP.docx
@@ -854,7 +854,6 @@
           <w:lang w:val="fr"/>
         </w:rPr>
       </w:pPr>
-      <w:commentRangeStart w:id="0"/>
       <w:r>
         <w:rPr>
           <w:i/>
@@ -933,14 +932,6 @@
           <w:lang w:val="fr"/>
         </w:rPr>
         <w:t>. Garder le nom de chaque adhérent dans une colonne pour ne pas se mélanger</w:t>
-      </w:r>
-      <w:commentRangeEnd w:id="0"/>
-      <w:r>
-        <w:rPr>
-          <w:rStyle w:val="CommentReference"/>
-          <w:highlight w:val="cyan"/>
-        </w:rPr>
-        <w:commentReference w:id="0"/>
       </w:r>
     </w:p>
     <w:p>
@@ -985,7 +976,7 @@
         <w:ind w:left="0" w:firstLine="360"/>
         <w:jc w:val="both"/>
         <w:rPr>
-          <w:highlight w:val="yellow"/>
+          <w:highlight w:val="green"/>
           <w:lang w:val="fr"/>
         </w:rPr>
       </w:pPr>
@@ -993,7 +984,7 @@
         <w:rPr>
           <w:i/>
           <w:iCs/>
-          <w:highlight w:val="yellow"/>
+          <w:highlight w:val="green"/>
           <w:lang w:val="fr"/>
         </w:rPr>
         <w:t>S</w:t>
@@ -1002,21 +993,21 @@
         <w:rPr>
           <w:i/>
           <w:iCs/>
-          <w:highlight w:val="yellow"/>
+          <w:highlight w:val="green"/>
           <w:lang w:val="fr"/>
         </w:rPr>
         <w:t>tatistiques de formation</w:t>
       </w:r>
       <w:r>
         <w:rPr>
-          <w:highlight w:val="yellow"/>
+          <w:highlight w:val="green"/>
           <w:lang w:val="fr"/>
         </w:rPr>
         <w:t xml:space="preserve"> : nombre total de membres formés, par type de formation ou par période.</w:t>
       </w:r>
       <w:r>
         <w:rPr>
-          <w:highlight w:val="yellow"/>
+          <w:highlight w:val="green"/>
           <w:lang w:val="fr"/>
         </w:rPr>
         <w:t xml:space="preserve"> Que ce soit par adhérent (</w:t>
@@ -1024,7 +1015,7 @@
       <w:r>
         <w:rPr>
           <w:rFonts w:cstheme="minorHAnsi"/>
-          <w:highlight w:val="yellow"/>
+          <w:highlight w:val="green"/>
           <w:lang w:val="fr"/>
         </w:rPr>
         <w:t>→ liste des formations suivies) ou par type de formations (→ liste des adhérents ayant suivi la formation)</w:t>
@@ -1040,7 +1031,7 @@
         <w:ind w:left="0" w:firstLine="360"/>
         <w:jc w:val="both"/>
         <w:rPr>
-          <w:highlight w:val="yellow"/>
+          <w:highlight w:val="green"/>
           <w:lang w:val="fr"/>
         </w:rPr>
       </w:pPr>
@@ -1048,14 +1039,14 @@
         <w:rPr>
           <w:i/>
           <w:iCs/>
-          <w:highlight w:val="yellow"/>
+          <w:highlight w:val="green"/>
           <w:lang w:val="fr"/>
         </w:rPr>
         <w:t>Recherche et filtres</w:t>
       </w:r>
       <w:r>
         <w:rPr>
-          <w:highlight w:val="yellow"/>
+          <w:highlight w:val="green"/>
           <w:lang w:val="fr"/>
         </w:rPr>
         <w:t xml:space="preserve"> : l’utilisateur doit pouvoir rechercher un membre par nom, identifiant ou autres critères, et filtrer les listes (par statut, année d’adhésion, etc.).</w:t>
@@ -1102,55 +1093,6 @@
     </w:sectPr>
   </w:body>
 </w:document>
-</file>
-
-<file path=word/comments.xml><?xml version="1.0" encoding="utf-8"?>
-<w:comments xmlns:wpc="http://schemas.microsoft.com/office/word/2010/wordprocessingCanvas" xmlns:cx="http://schemas.microsoft.com/office/drawing/2014/chartex" xmlns:cx1="http://schemas.microsoft.com/office/drawing/2015/9/8/chartex" xmlns:cx2="http://schemas.microsoft.com/office/drawing/2015/10/21/chartex" xmlns:cx3="http://schemas.microsoft.com/office/drawing/2016/5/9/chartex" xmlns:cx4="http://schemas.microsoft.com/office/drawing/2016/5/10/chartex" xmlns:cx5="http://schemas.microsoft.com/office/drawing/2016/5/11/chartex" xmlns:cx6="http://schemas.microsoft.com/office/drawing/2016/5/12/chartex" xmlns:cx7="http://schemas.microsoft.com/office/drawing/2016/5/13/chartex" xmlns:cx8="http://schemas.microsoft.com/office/drawing/2016/5/14/chartex" xmlns:mc="http://schemas.openxmlformats.org/markup-compatibility/2006" xmlns:aink="http://schemas.microsoft.com/office/drawing/2016/ink" xmlns:am3d="http://schemas.microsoft.com/office/drawing/2017/model3d" xmlns:o="urn:schemas-microsoft-com:office:office" xmlns:oel="http://schemas.microsoft.com/office/2019/extlst" xmlns:r="http://schemas.openxmlformats.org/officeDocument/2006/relationships" xmlns:m="http://schemas.openxmlformats.org/officeDocument/2006/math" xmlns:v="urn:schemas-microsoft-com:vml" xmlns:wp14="http://schemas.microsoft.com/office/word/2010/wordprocessingDrawing" xmlns:wp="http://schemas.openxmlformats.org/drawingml/2006/wordprocessingDrawing" xmlns:w10="urn:schemas-microsoft-com:office:word" xmlns:w="http://schemas.openxmlformats.org/wordprocessingml/2006/main" xmlns:w14="http://schemas.microsoft.com/office/word/2010/wordml" xmlns:w15="http://schemas.microsoft.com/office/word/2012/wordml" xmlns:w16cex="http://schemas.microsoft.com/office/word/2018/wordml/cex" xmlns:w16cid="http://schemas.microsoft.com/office/word/2016/wordml/cid" xmlns:w16="http://schemas.microsoft.com/office/word/2018/wordml" xmlns:w16du="http://schemas.microsoft.com/office/word/2023/wordml/word16du" xmlns:w16sdtdh="http://schemas.microsoft.com/office/word/2020/wordml/sdtdatahash" xmlns:w16sdtfl="http://schemas.microsoft.com/office/word/2024/wordml/sdtformatlock" xmlns:w16se="http://schemas.microsoft.com/office/word/2015/wordml/symex" xmlns:wpg="http://schemas.microsoft.com/office/word/2010/wordprocessingGroup" xmlns:wpi="http://schemas.microsoft.com/office/word/2010/wordprocessingInk" xmlns:wne="http://schemas.microsoft.com/office/word/2006/wordml" xmlns:wps="http://schemas.microsoft.com/office/word/2010/wordprocessingShape" mc:Ignorable="w14 w15 w16se w16cid w16 w16cex w16sdtdh w16sdtfl w16du wp14">
-  <w:comment w:id="0" w:author="Kiady" w:date="2026-04-13T10:06:00Z" w:initials="K">
-    <w:p>
-      <w:pPr>
-        <w:pStyle w:val="CommentText"/>
-      </w:pPr>
-      <w:r>
-        <w:rPr>
-          <w:rStyle w:val="CommentReference"/>
-        </w:rPr>
-        <w:annotationRef/>
-      </w:r>
-      <w:r>
-        <w:t xml:space="preserve">Ici, je ne </w:t>
-      </w:r>
-      <w:proofErr w:type="spellStart"/>
-      <w:proofErr w:type="gramStart"/>
-      <w:r>
-        <w:t>comprend</w:t>
-      </w:r>
-      <w:proofErr w:type="spellEnd"/>
-      <w:proofErr w:type="gramEnd"/>
-      <w:r>
-        <w:t xml:space="preserve"> pas vraiment, si vous pouvez m’éclairer un peu s’il vous plait </w:t>
-      </w:r>
-    </w:p>
-  </w:comment>
-</w:comments>
-</file>
-
-<file path=word/commentsExtended.xml><?xml version="1.0" encoding="utf-8"?>
-<w15:commentsEx xmlns:wpc="http://schemas.microsoft.com/office/word/2010/wordprocessingCanvas" xmlns:cx="http://schemas.microsoft.com/office/drawing/2014/chartex" xmlns:cx1="http://schemas.microsoft.com/office/drawing/2015/9/8/chartex" xmlns:cx2="http://schemas.microsoft.com/office/drawing/2015/10/21/chartex" xmlns:cx3="http://schemas.microsoft.com/office/drawing/2016/5/9/chartex" xmlns:cx4="http://schemas.microsoft.com/office/drawing/2016/5/10/chartex" xmlns:cx5="http://schemas.microsoft.com/office/drawing/2016/5/11/chartex" xmlns:cx6="http://schemas.microsoft.com/office/drawing/2016/5/12/chartex" xmlns:cx7="http://schemas.microsoft.com/office/drawing/2016/5/13/chartex" xmlns:cx8="http://schemas.microsoft.com/office/drawing/2016/5/14/chartex" xmlns:mc="http://schemas.openxmlformats.org/markup-compatibility/2006" xmlns:aink="http://schemas.microsoft.com/office/drawing/2016/ink" xmlns:am3d="http://schemas.microsoft.com/office/drawing/2017/model3d" xmlns:o="urn:schemas-microsoft-com:office:office" xmlns:oel="http://schemas.microsoft.com/office/2019/extlst" xmlns:r="http://schemas.openxmlformats.org/officeDocument/2006/relationships" xmlns:m="http://schemas.openxmlformats.org/officeDocument/2006/math" xmlns:v="urn:schemas-microsoft-com:vml" xmlns:wp14="http://schemas.microsoft.com/office/word/2010/wordprocessingDrawing" xmlns:wp="http://schemas.openxmlformats.org/drawingml/2006/wordprocessingDrawing" xmlns:w10="urn:schemas-microsoft-com:office:word" xmlns:w="http://schemas.openxmlformats.org/wordprocessingml/2006/main" xmlns:w14="http://schemas.microsoft.com/office/word/2010/wordml" xmlns:w15="http://schemas.microsoft.com/office/word/2012/wordml" xmlns:w16cex="http://schemas.microsoft.com/office/word/2018/wordml/cex" xmlns:w16cid="http://schemas.microsoft.com/office/word/2016/wordml/cid" xmlns:w16="http://schemas.microsoft.com/office/word/2018/wordml" xmlns:w16du="http://schemas.microsoft.com/office/word/2023/wordml/word16du" xmlns:w16sdtdh="http://schemas.microsoft.com/office/word/2020/wordml/sdtdatahash" xmlns:w16sdtfl="http://schemas.microsoft.com/office/word/2024/wordml/sdtformatlock" xmlns:w16se="http://schemas.microsoft.com/office/word/2015/wordml/symex" xmlns:wpg="http://schemas.microsoft.com/office/word/2010/wordprocessingGroup" xmlns:wpi="http://schemas.microsoft.com/office/word/2010/wordprocessingInk" xmlns:wne="http://schemas.microsoft.com/office/word/2006/wordml" xmlns:wps="http://schemas.microsoft.com/office/word/2010/wordprocessingShape" mc:Ignorable="w14 w15 w16se w16cid w16 w16cex w16sdtdh w16sdtfl w16du wp14">
-  <w15:commentEx w15:paraId="214CB2B7" w15:done="0"/>
-</w15:commentsEx>
-</file>
-
-<file path=word/commentsExtensible.xml><?xml version="1.0" encoding="utf-8"?>
-<w16cex:commentsExtensible xmlns:wpc="http://schemas.microsoft.com/office/word/2010/wordprocessingCanvas" xmlns:cx="http://schemas.microsoft.com/office/drawing/2014/chartex" xmlns:cx1="http://schemas.microsoft.com/office/drawing/2015/9/8/chartex" xmlns:cx2="http://schemas.microsoft.com/office/drawing/2015/10/21/chartex" xmlns:cx3="http://schemas.microsoft.com/office/drawing/2016/5/9/chartex" xmlns:cx4="http://schemas.microsoft.com/office/drawing/2016/5/10/chartex" xmlns:cx5="http://schemas.microsoft.com/office/drawing/2016/5/11/chartex" xmlns:cx6="http://schemas.microsoft.com/office/drawing/2016/5/12/chartex" xmlns:cx7="http://schemas.microsoft.com/office/drawing/2016/5/13/chartex" xmlns:cx8="http://schemas.microsoft.com/office/drawing/2016/5/14/chartex" xmlns:cr="http://schemas.microsoft.com/office/comments/2020/reactions" xmlns:mc="http://schemas.openxmlformats.org/markup-compatibility/2006" xmlns:aink="http://schemas.microsoft.com/office/drawing/2016/ink" xmlns:am3d="http://schemas.microsoft.com/office/drawing/2017/model3d" xmlns:o="urn:schemas-microsoft-com:office:office" xmlns:oel="http://schemas.microsoft.com/office/2019/extlst" xmlns:r="http://schemas.openxmlformats.org/officeDocument/2006/relationships" xmlns:m="http://schemas.openxmlformats.org/officeDocument/2006/math" xmlns:v="urn:schemas-microsoft-com:vml" xmlns:wp14="http://schemas.microsoft.com/office/word/2010/wordprocessingDrawing" xmlns:wp="http://schemas.openxmlformats.org/drawingml/2006/wordprocessingDrawing" xmlns:w10="urn:schemas-microsoft-com:office:word" xmlns:w="http://schemas.openxmlformats.org/wordprocessingml/2006/main" xmlns:w14="http://schemas.microsoft.com/office/word/2010/wordml" xmlns:w15="http://schemas.microsoft.com/office/word/2012/wordml" xmlns:w16cex="http://schemas.microsoft.com/office/word/2018/wordml/cex" xmlns:w16cid="http://schemas.microsoft.com/office/word/2016/wordml/cid" xmlns:w16="http://schemas.microsoft.com/office/word/2018/wordml" xmlns:w16du="http://schemas.microsoft.com/office/word/2023/wordml/word16du" xmlns:w16sdtdh="http://schemas.microsoft.com/office/word/2020/wordml/sdtdatahash" xmlns:w16sdtfl="http://schemas.microsoft.com/office/word/2024/wordml/sdtformatlock" xmlns:w16se="http://schemas.microsoft.com/office/word/2015/wordml/symex" xmlns:wpg="http://schemas.microsoft.com/office/word/2010/wordprocessingGroup" xmlns:wpi="http://schemas.microsoft.com/office/word/2010/wordprocessingInk" xmlns:wne="http://schemas.microsoft.com/office/word/2006/wordml" xmlns:wps="http://schemas.microsoft.com/office/word/2010/wordprocessingShape" mc:Ignorable="w14 w15 w16se w16cid w16 w16cex w16sdtdh w16sdtfl cr w16du wp14">
-  <w16cex:commentExtensible w16cex:durableId="3A8B4E0A" w16cex:dateUtc="2026-04-13T07:06:00Z"/>
-</w16cex:commentsExtensible>
-</file>
-
-<file path=word/commentsIds.xml><?xml version="1.0" encoding="utf-8"?>
-<w16cid:commentsIds xmlns:wpc="http://schemas.microsoft.com/office/word/2010/wordprocessingCanvas" xmlns:cx="http://schemas.microsoft.com/office/drawing/2014/chartex" xmlns:cx1="http://schemas.microsoft.com/office/drawing/2015/9/8/chartex" xmlns:cx2="http://schemas.microsoft.com/office/drawing/2015/10/21/chartex" xmlns:cx3="http://schemas.microsoft.com/office/drawing/2016/5/9/chartex" xmlns:cx4="http://schemas.microsoft.com/office/drawing/2016/5/10/chartex" xmlns:cx5="http://schemas.microsoft.com/office/drawing/2016/5/11/chartex" xmlns:cx6="http://schemas.microsoft.com/office/drawing/2016/5/12/chartex" xmlns:cx7="http://schemas.microsoft.com/office/drawing/2016/5/13/chartex" xmlns:cx8="http://schemas.microsoft.com/office/drawing/2016/5/14/chartex" xmlns:mc="http://schemas.openxmlformats.org/markup-compatibility/2006" xmlns:aink="http://schemas.microsoft.com/office/drawing/2016/ink" xmlns:am3d="http://schemas.microsoft.com/office/drawing/2017/model3d" xmlns:o="urn:schemas-microsoft-com:office:office" xmlns:oel="http://schemas.microsoft.com/office/2019/extlst" xmlns:r="http://schemas.openxmlformats.org/officeDocument/2006/relationships" xmlns:m="http://schemas.openxmlformats.org/officeDocument/2006/math" xmlns:v="urn:schemas-microsoft-com:vml" xmlns:wp14="http://schemas.microsoft.com/office/word/2010/wordprocessingDrawing" xmlns:wp="http://schemas.openxmlformats.org/drawingml/2006/wordprocessingDrawing" xmlns:w10="urn:schemas-microsoft-com:office:word" xmlns:w="http://schemas.openxmlformats.org/wordprocessingml/2006/main" xmlns:w14="http://schemas.microsoft.com/office/word/2010/wordml" xmlns:w15="http://schemas.microsoft.com/office/word/2012/wordml" xmlns:w16cex="http://schemas.microsoft.com/office/word/2018/wordml/cex" xmlns:w16cid="http://schemas.microsoft.com/office/word/2016/wordml/cid" xmlns:w16="http://schemas.microsoft.com/office/word/2018/wordml" xmlns:w16du="http://schemas.microsoft.com/office/word/2023/wordml/word16du" xmlns:w16sdtdh="http://schemas.microsoft.com/office/word/2020/wordml/sdtdatahash" xmlns:w16sdtfl="http://schemas.microsoft.com/office/word/2024/wordml/sdtformatlock" xmlns:w16se="http://schemas.microsoft.com/office/word/2015/wordml/symex" xmlns:wpg="http://schemas.microsoft.com/office/word/2010/wordprocessingGroup" xmlns:wpi="http://schemas.microsoft.com/office/word/2010/wordprocessingInk" xmlns:wne="http://schemas.microsoft.com/office/word/2006/wordml" xmlns:wps="http://schemas.microsoft.com/office/word/2010/wordprocessingShape" mc:Ignorable="w14 w15 w16se w16cid w16 w16cex w16sdtdh w16sdtfl w16du wp14">
-  <w16cid:commentId w16cid:paraId="214CB2B7" w16cid:durableId="3A8B4E0A"/>
-</w16cid:commentsIds>
 </file>
 
 <file path=word/numbering.xml><?xml version="1.0" encoding="utf-8"?>
@@ -1476,14 +1418,6 @@
     <w:abstractNumId w:val="0"/>
   </w:num>
 </w:numbering>
-</file>
-
-<file path=word/people.xml><?xml version="1.0" encoding="utf-8"?>
-<w15:people xmlns:wpc="http://schemas.microsoft.com/office/word/2010/wordprocessingCanvas" xmlns:cx="http://schemas.microsoft.com/office/drawing/2014/chartex" xmlns:cx1="http://schemas.microsoft.com/office/drawing/2015/9/8/chartex" xmlns:cx2="http://schemas.microsoft.com/office/drawing/2015/10/21/chartex" xmlns:cx3="http://schemas.microsoft.com/office/drawing/2016/5/9/chartex" xmlns:cx4="http://schemas.microsoft.com/office/drawing/2016/5/10/chartex" xmlns:cx5="http://schemas.microsoft.com/office/drawing/2016/5/11/chartex" xmlns:cx6="http://schemas.microsoft.com/office/drawing/2016/5/12/chartex" xmlns:cx7="http://schemas.microsoft.com/office/drawing/2016/5/13/chartex" xmlns:cx8="http://schemas.microsoft.com/office/drawing/2016/5/14/chartex" xmlns:mc="http://schemas.openxmlformats.org/markup-compatibility/2006" xmlns:aink="http://schemas.microsoft.com/office/drawing/2016/ink" xmlns:am3d="http://schemas.microsoft.com/office/drawing/2017/model3d" xmlns:o="urn:schemas-microsoft-com:office:office" xmlns:oel="http://schemas.microsoft.com/office/2019/extlst" xmlns:r="http://schemas.openxmlformats.org/officeDocument/2006/relationships" xmlns:m="http://schemas.openxmlformats.org/officeDocument/2006/math" xmlns:v="urn:schemas-microsoft-com:vml" xmlns:wp14="http://schemas.microsoft.com/office/word/2010/wordprocessingDrawing" xmlns:wp="http://schemas.openxmlformats.org/drawingml/2006/wordprocessingDrawing" xmlns:w10="urn:schemas-microsoft-com:office:word" xmlns:w="http://schemas.openxmlformats.org/wordprocessingml/2006/main" xmlns:w14="http://schemas.microsoft.com/office/word/2010/wordml" xmlns:w15="http://schemas.microsoft.com/office/word/2012/wordml" xmlns:w16cex="http://schemas.microsoft.com/office/word/2018/wordml/cex" xmlns:w16cid="http://schemas.microsoft.com/office/word/2016/wordml/cid" xmlns:w16="http://schemas.microsoft.com/office/word/2018/wordml" xmlns:w16du="http://schemas.microsoft.com/office/word/2023/wordml/word16du" xmlns:w16sdtdh="http://schemas.microsoft.com/office/word/2020/wordml/sdtdatahash" xmlns:w16sdtfl="http://schemas.microsoft.com/office/word/2024/wordml/sdtformatlock" xmlns:w16se="http://schemas.microsoft.com/office/word/2015/wordml/symex" xmlns:wpg="http://schemas.microsoft.com/office/word/2010/wordprocessingGroup" xmlns:wpi="http://schemas.microsoft.com/office/word/2010/wordprocessingInk" xmlns:wne="http://schemas.microsoft.com/office/word/2006/wordml" xmlns:wps="http://schemas.microsoft.com/office/word/2010/wordprocessingShape" mc:Ignorable="w14 w15 w16se w16cid w16 w16cex w16sdtdh w16sdtfl w16du wp14">
-  <w15:person w15:author="Kiady">
-    <w15:presenceInfo w15:providerId="None" w15:userId="Kiady"/>
-  </w15:person>
-</w15:people>
 </file>
 
 <file path=word/styles.xml><?xml version="1.0" encoding="utf-8"?>

--- a/Cahier de charges/Cahier de charges pour la gestion des membres du SEBTP.docx
+++ b/Cahier de charges/Cahier de charges pour la gestion des membres du SEBTP.docx
@@ -944,15 +944,14 @@
         <w:ind w:left="0" w:firstLine="360"/>
         <w:jc w:val="both"/>
         <w:rPr>
-          <w:highlight w:val="yellow"/>
-          <w:lang w:val="fr"/>
-        </w:rPr>
-      </w:pPr>
+          <w:lang w:val="fr"/>
+        </w:rPr>
+      </w:pPr>
+      <w:commentRangeStart w:id="0"/>
       <w:r>
         <w:rPr>
           <w:i/>
           <w:iCs/>
-          <w:highlight w:val="yellow"/>
           <w:lang w:val="fr"/>
         </w:rPr>
         <w:lastRenderedPageBreak/>
@@ -960,10 +959,16 @@
       </w:r>
       <w:r>
         <w:rPr>
-          <w:highlight w:val="yellow"/>
           <w:lang w:val="fr"/>
         </w:rPr>
         <w:t xml:space="preserve"> : calculer l’ancienneté de chaque membre (depuis date d’adhésion) et produire un rapport de regroupement (ex. nombre d’adhérents par tranche d’ancienneté).</w:t>
+      </w:r>
+      <w:commentRangeEnd w:id="0"/>
+      <w:r>
+        <w:rPr>
+          <w:rStyle w:val="CommentReference"/>
+        </w:rPr>
+        <w:commentReference w:id="0"/>
       </w:r>
     </w:p>
     <w:p>
@@ -1062,7 +1067,7 @@
         <w:ind w:left="0" w:firstLine="360"/>
         <w:jc w:val="both"/>
         <w:rPr>
-          <w:highlight w:val="cyan"/>
+          <w:highlight w:val="green"/>
           <w:lang w:val="fr"/>
         </w:rPr>
       </w:pPr>
@@ -1070,14 +1075,14 @@
         <w:rPr>
           <w:i/>
           <w:iCs/>
-          <w:highlight w:val="cyan"/>
+          <w:highlight w:val="green"/>
           <w:lang w:val="fr"/>
         </w:rPr>
         <w:t>Journalisation</w:t>
       </w:r>
       <w:r>
         <w:rPr>
-          <w:highlight w:val="cyan"/>
+          <w:highlight w:val="green"/>
           <w:lang w:val="fr"/>
         </w:rPr>
         <w:t xml:space="preserve"> (audit) : toutes les opérations critiques (création/modification/suppression de fiche, paiement de cotisation, export de données) doivent être horodatées et enregistrées dans un journal d’audit, avec l’utilisateur ayant effectué l’action.</w:t>
@@ -1093,6 +1098,51 @@
     </w:sectPr>
   </w:body>
 </w:document>
+</file>
+
+<file path=word/comments.xml><?xml version="1.0" encoding="utf-8"?>
+<w:comments xmlns:wpc="http://schemas.microsoft.com/office/word/2010/wordprocessingCanvas" xmlns:cx="http://schemas.microsoft.com/office/drawing/2014/chartex" xmlns:cx1="http://schemas.microsoft.com/office/drawing/2015/9/8/chartex" xmlns:cx2="http://schemas.microsoft.com/office/drawing/2015/10/21/chartex" xmlns:cx3="http://schemas.microsoft.com/office/drawing/2016/5/9/chartex" xmlns:cx4="http://schemas.microsoft.com/office/drawing/2016/5/10/chartex" xmlns:cx5="http://schemas.microsoft.com/office/drawing/2016/5/11/chartex" xmlns:cx6="http://schemas.microsoft.com/office/drawing/2016/5/12/chartex" xmlns:cx7="http://schemas.microsoft.com/office/drawing/2016/5/13/chartex" xmlns:cx8="http://schemas.microsoft.com/office/drawing/2016/5/14/chartex" xmlns:mc="http://schemas.openxmlformats.org/markup-compatibility/2006" xmlns:aink="http://schemas.microsoft.com/office/drawing/2016/ink" xmlns:am3d="http://schemas.microsoft.com/office/drawing/2017/model3d" xmlns:o="urn:schemas-microsoft-com:office:office" xmlns:oel="http://schemas.microsoft.com/office/2019/extlst" xmlns:r="http://schemas.openxmlformats.org/officeDocument/2006/relationships" xmlns:m="http://schemas.openxmlformats.org/officeDocument/2006/math" xmlns:v="urn:schemas-microsoft-com:vml" xmlns:wp14="http://schemas.microsoft.com/office/word/2010/wordprocessingDrawing" xmlns:wp="http://schemas.openxmlformats.org/drawingml/2006/wordprocessingDrawing" xmlns:w10="urn:schemas-microsoft-com:office:word" xmlns:w="http://schemas.openxmlformats.org/wordprocessingml/2006/main" xmlns:w14="http://schemas.microsoft.com/office/word/2010/wordml" xmlns:w15="http://schemas.microsoft.com/office/word/2012/wordml" xmlns:w16cex="http://schemas.microsoft.com/office/word/2018/wordml/cex" xmlns:w16cid="http://schemas.microsoft.com/office/word/2016/wordml/cid" xmlns:w16="http://schemas.microsoft.com/office/word/2018/wordml" xmlns:w16du="http://schemas.microsoft.com/office/word/2023/wordml/word16du" xmlns:w16sdtdh="http://schemas.microsoft.com/office/word/2020/wordml/sdtdatahash" xmlns:w16sdtfl="http://schemas.microsoft.com/office/word/2024/wordml/sdtformatlock" xmlns:w16se="http://schemas.microsoft.com/office/word/2015/wordml/symex" xmlns:wpg="http://schemas.microsoft.com/office/word/2010/wordprocessingGroup" xmlns:wpi="http://schemas.microsoft.com/office/word/2010/wordprocessingInk" xmlns:wne="http://schemas.microsoft.com/office/word/2006/wordml" xmlns:wps="http://schemas.microsoft.com/office/word/2010/wordprocessingShape" mc:Ignorable="w14 w15 w16se w16cid w16 w16cex w16sdtdh w16sdtfl w16du wp14">
+  <w:comment w:id="0" w:author="Kiady" w:date="2026-05-04T16:19:00Z" w:initials="K">
+    <w:p>
+      <w:pPr>
+        <w:pStyle w:val="CommentText"/>
+      </w:pPr>
+      <w:r>
+        <w:rPr>
+          <w:rStyle w:val="CommentReference"/>
+        </w:rPr>
+        <w:annotationRef/>
+      </w:r>
+      <w:r>
+        <w:t xml:space="preserve">« Depuis date d’adhésion » ça voudrait dire </w:t>
+      </w:r>
+      <w:r>
+        <w:t>Date de validation par le bureau</w:t>
+      </w:r>
+      <w:r>
+        <w:t xml:space="preserve"> ou date de validation par l’AG ?</w:t>
+      </w:r>
+    </w:p>
+  </w:comment>
+</w:comments>
+</file>
+
+<file path=word/commentsExtended.xml><?xml version="1.0" encoding="utf-8"?>
+<w15:commentsEx xmlns:wpc="http://schemas.microsoft.com/office/word/2010/wordprocessingCanvas" xmlns:cx="http://schemas.microsoft.com/office/drawing/2014/chartex" xmlns:cx1="http://schemas.microsoft.com/office/drawing/2015/9/8/chartex" xmlns:cx2="http://schemas.microsoft.com/office/drawing/2015/10/21/chartex" xmlns:cx3="http://schemas.microsoft.com/office/drawing/2016/5/9/chartex" xmlns:cx4="http://schemas.microsoft.com/office/drawing/2016/5/10/chartex" xmlns:cx5="http://schemas.microsoft.com/office/drawing/2016/5/11/chartex" xmlns:cx6="http://schemas.microsoft.com/office/drawing/2016/5/12/chartex" xmlns:cx7="http://schemas.microsoft.com/office/drawing/2016/5/13/chartex" xmlns:cx8="http://schemas.microsoft.com/office/drawing/2016/5/14/chartex" xmlns:mc="http://schemas.openxmlformats.org/markup-compatibility/2006" xmlns:aink="http://schemas.microsoft.com/office/drawing/2016/ink" xmlns:am3d="http://schemas.microsoft.com/office/drawing/2017/model3d" xmlns:o="urn:schemas-microsoft-com:office:office" xmlns:oel="http://schemas.microsoft.com/office/2019/extlst" xmlns:r="http://schemas.openxmlformats.org/officeDocument/2006/relationships" xmlns:m="http://schemas.openxmlformats.org/officeDocument/2006/math" xmlns:v="urn:schemas-microsoft-com:vml" xmlns:wp14="http://schemas.microsoft.com/office/word/2010/wordprocessingDrawing" xmlns:wp="http://schemas.openxmlformats.org/drawingml/2006/wordprocessingDrawing" xmlns:w10="urn:schemas-microsoft-com:office:word" xmlns:w="http://schemas.openxmlformats.org/wordprocessingml/2006/main" xmlns:w14="http://schemas.microsoft.com/office/word/2010/wordml" xmlns:w15="http://schemas.microsoft.com/office/word/2012/wordml" xmlns:w16cex="http://schemas.microsoft.com/office/word/2018/wordml/cex" xmlns:w16cid="http://schemas.microsoft.com/office/word/2016/wordml/cid" xmlns:w16="http://schemas.microsoft.com/office/word/2018/wordml" xmlns:w16du="http://schemas.microsoft.com/office/word/2023/wordml/word16du" xmlns:w16sdtdh="http://schemas.microsoft.com/office/word/2020/wordml/sdtdatahash" xmlns:w16sdtfl="http://schemas.microsoft.com/office/word/2024/wordml/sdtformatlock" xmlns:w16se="http://schemas.microsoft.com/office/word/2015/wordml/symex" xmlns:wpg="http://schemas.microsoft.com/office/word/2010/wordprocessingGroup" xmlns:wpi="http://schemas.microsoft.com/office/word/2010/wordprocessingInk" xmlns:wne="http://schemas.microsoft.com/office/word/2006/wordml" xmlns:wps="http://schemas.microsoft.com/office/word/2010/wordprocessingShape" mc:Ignorable="w14 w15 w16se w16cid w16 w16cex w16sdtdh w16sdtfl w16du wp14">
+  <w15:commentEx w15:paraId="4C154776" w15:done="0"/>
+</w15:commentsEx>
+</file>
+
+<file path=word/commentsExtensible.xml><?xml version="1.0" encoding="utf-8"?>
+<w16cex:commentsExtensible xmlns:wpc="http://schemas.microsoft.com/office/word/2010/wordprocessingCanvas" xmlns:cx="http://schemas.microsoft.com/office/drawing/2014/chartex" xmlns:cx1="http://schemas.microsoft.com/office/drawing/2015/9/8/chartex" xmlns:cx2="http://schemas.microsoft.com/office/drawing/2015/10/21/chartex" xmlns:cx3="http://schemas.microsoft.com/office/drawing/2016/5/9/chartex" xmlns:cx4="http://schemas.microsoft.com/office/drawing/2016/5/10/chartex" xmlns:cx5="http://schemas.microsoft.com/office/drawing/2016/5/11/chartex" xmlns:cx6="http://schemas.microsoft.com/office/drawing/2016/5/12/chartex" xmlns:cx7="http://schemas.microsoft.com/office/drawing/2016/5/13/chartex" xmlns:cx8="http://schemas.microsoft.com/office/drawing/2016/5/14/chartex" xmlns:cr="http://schemas.microsoft.com/office/comments/2020/reactions" xmlns:mc="http://schemas.openxmlformats.org/markup-compatibility/2006" xmlns:aink="http://schemas.microsoft.com/office/drawing/2016/ink" xmlns:am3d="http://schemas.microsoft.com/office/drawing/2017/model3d" xmlns:o="urn:schemas-microsoft-com:office:office" xmlns:oel="http://schemas.microsoft.com/office/2019/extlst" xmlns:r="http://schemas.openxmlformats.org/officeDocument/2006/relationships" xmlns:m="http://schemas.openxmlformats.org/officeDocument/2006/math" xmlns:v="urn:schemas-microsoft-com:vml" xmlns:wp14="http://schemas.microsoft.com/office/word/2010/wordprocessingDrawing" xmlns:wp="http://schemas.openxmlformats.org/drawingml/2006/wordprocessingDrawing" xmlns:w10="urn:schemas-microsoft-com:office:word" xmlns:w="http://schemas.openxmlformats.org/wordprocessingml/2006/main" xmlns:w14="http://schemas.microsoft.com/office/word/2010/wordml" xmlns:w15="http://schemas.microsoft.com/office/word/2012/wordml" xmlns:w16cex="http://schemas.microsoft.com/office/word/2018/wordml/cex" xmlns:w16cid="http://schemas.microsoft.com/office/word/2016/wordml/cid" xmlns:w16="http://schemas.microsoft.com/office/word/2018/wordml" xmlns:w16du="http://schemas.microsoft.com/office/word/2023/wordml/word16du" xmlns:w16sdtdh="http://schemas.microsoft.com/office/word/2020/wordml/sdtdatahash" xmlns:w16sdtfl="http://schemas.microsoft.com/office/word/2024/wordml/sdtformatlock" xmlns:w16se="http://schemas.microsoft.com/office/word/2015/wordml/symex" xmlns:wpg="http://schemas.microsoft.com/office/word/2010/wordprocessingGroup" xmlns:wpi="http://schemas.microsoft.com/office/word/2010/wordprocessingInk" xmlns:wne="http://schemas.microsoft.com/office/word/2006/wordml" xmlns:wps="http://schemas.microsoft.com/office/word/2010/wordprocessingShape" mc:Ignorable="w14 w15 w16se w16cid w16 w16cex w16sdtdh w16sdtfl cr w16du wp14">
+  <w16cex:commentExtensible w16cex:durableId="6725BC47" w16cex:dateUtc="2026-05-04T13:19:00Z"/>
+</w16cex:commentsExtensible>
+</file>
+
+<file path=word/commentsIds.xml><?xml version="1.0" encoding="utf-8"?>
+<w16cid:commentsIds xmlns:wpc="http://schemas.microsoft.com/office/word/2010/wordprocessingCanvas" xmlns:cx="http://schemas.microsoft.com/office/drawing/2014/chartex" xmlns:cx1="http://schemas.microsoft.com/office/drawing/2015/9/8/chartex" xmlns:cx2="http://schemas.microsoft.com/office/drawing/2015/10/21/chartex" xmlns:cx3="http://schemas.microsoft.com/office/drawing/2016/5/9/chartex" xmlns:cx4="http://schemas.microsoft.com/office/drawing/2016/5/10/chartex" xmlns:cx5="http://schemas.microsoft.com/office/drawing/2016/5/11/chartex" xmlns:cx6="http://schemas.microsoft.com/office/drawing/2016/5/12/chartex" xmlns:cx7="http://schemas.microsoft.com/office/drawing/2016/5/13/chartex" xmlns:cx8="http://schemas.microsoft.com/office/drawing/2016/5/14/chartex" xmlns:mc="http://schemas.openxmlformats.org/markup-compatibility/2006" xmlns:aink="http://schemas.microsoft.com/office/drawing/2016/ink" xmlns:am3d="http://schemas.microsoft.com/office/drawing/2017/model3d" xmlns:o="urn:schemas-microsoft-com:office:office" xmlns:oel="http://schemas.microsoft.com/office/2019/extlst" xmlns:r="http://schemas.openxmlformats.org/officeDocument/2006/relationships" xmlns:m="http://schemas.openxmlformats.org/officeDocument/2006/math" xmlns:v="urn:schemas-microsoft-com:vml" xmlns:wp14="http://schemas.microsoft.com/office/word/2010/wordprocessingDrawing" xmlns:wp="http://schemas.openxmlformats.org/drawingml/2006/wordprocessingDrawing" xmlns:w10="urn:schemas-microsoft-com:office:word" xmlns:w="http://schemas.openxmlformats.org/wordprocessingml/2006/main" xmlns:w14="http://schemas.microsoft.com/office/word/2010/wordml" xmlns:w15="http://schemas.microsoft.com/office/word/2012/wordml" xmlns:w16cex="http://schemas.microsoft.com/office/word/2018/wordml/cex" xmlns:w16cid="http://schemas.microsoft.com/office/word/2016/wordml/cid" xmlns:w16="http://schemas.microsoft.com/office/word/2018/wordml" xmlns:w16du="http://schemas.microsoft.com/office/word/2023/wordml/word16du" xmlns:w16sdtdh="http://schemas.microsoft.com/office/word/2020/wordml/sdtdatahash" xmlns:w16sdtfl="http://schemas.microsoft.com/office/word/2024/wordml/sdtformatlock" xmlns:w16se="http://schemas.microsoft.com/office/word/2015/wordml/symex" xmlns:wpg="http://schemas.microsoft.com/office/word/2010/wordprocessingGroup" xmlns:wpi="http://schemas.microsoft.com/office/word/2010/wordprocessingInk" xmlns:wne="http://schemas.microsoft.com/office/word/2006/wordml" xmlns:wps="http://schemas.microsoft.com/office/word/2010/wordprocessingShape" mc:Ignorable="w14 w15 w16se w16cid w16 w16cex w16sdtdh w16sdtfl w16du wp14">
+  <w16cid:commentId w16cid:paraId="4C154776" w16cid:durableId="6725BC47"/>
+</w16cid:commentsIds>
 </file>
 
 <file path=word/numbering.xml><?xml version="1.0" encoding="utf-8"?>
@@ -1418,6 +1468,14 @@
     <w:abstractNumId w:val="0"/>
   </w:num>
 </w:numbering>
+</file>
+
+<file path=word/people.xml><?xml version="1.0" encoding="utf-8"?>
+<w15:people xmlns:wpc="http://schemas.microsoft.com/office/word/2010/wordprocessingCanvas" xmlns:cx="http://schemas.microsoft.com/office/drawing/2014/chartex" xmlns:cx1="http://schemas.microsoft.com/office/drawing/2015/9/8/chartex" xmlns:cx2="http://schemas.microsoft.com/office/drawing/2015/10/21/chartex" xmlns:cx3="http://schemas.microsoft.com/office/drawing/2016/5/9/chartex" xmlns:cx4="http://schemas.microsoft.com/office/drawing/2016/5/10/chartex" xmlns:cx5="http://schemas.microsoft.com/office/drawing/2016/5/11/chartex" xmlns:cx6="http://schemas.microsoft.com/office/drawing/2016/5/12/chartex" xmlns:cx7="http://schemas.microsoft.com/office/drawing/2016/5/13/chartex" xmlns:cx8="http://schemas.microsoft.com/office/drawing/2016/5/14/chartex" xmlns:mc="http://schemas.openxmlformats.org/markup-compatibility/2006" xmlns:aink="http://schemas.microsoft.com/office/drawing/2016/ink" xmlns:am3d="http://schemas.microsoft.com/office/drawing/2017/model3d" xmlns:o="urn:schemas-microsoft-com:office:office" xmlns:oel="http://schemas.microsoft.com/office/2019/extlst" xmlns:r="http://schemas.openxmlformats.org/officeDocument/2006/relationships" xmlns:m="http://schemas.openxmlformats.org/officeDocument/2006/math" xmlns:v="urn:schemas-microsoft-com:vml" xmlns:wp14="http://schemas.microsoft.com/office/word/2010/wordprocessingDrawing" xmlns:wp="http://schemas.openxmlformats.org/drawingml/2006/wordprocessingDrawing" xmlns:w10="urn:schemas-microsoft-com:office:word" xmlns:w="http://schemas.openxmlformats.org/wordprocessingml/2006/main" xmlns:w14="http://schemas.microsoft.com/office/word/2010/wordml" xmlns:w15="http://schemas.microsoft.com/office/word/2012/wordml" xmlns:w16cex="http://schemas.microsoft.com/office/word/2018/wordml/cex" xmlns:w16cid="http://schemas.microsoft.com/office/word/2016/wordml/cid" xmlns:w16="http://schemas.microsoft.com/office/word/2018/wordml" xmlns:w16du="http://schemas.microsoft.com/office/word/2023/wordml/word16du" xmlns:w16sdtdh="http://schemas.microsoft.com/office/word/2020/wordml/sdtdatahash" xmlns:w16sdtfl="http://schemas.microsoft.com/office/word/2024/wordml/sdtformatlock" xmlns:w16se="http://schemas.microsoft.com/office/word/2015/wordml/symex" xmlns:wpg="http://schemas.microsoft.com/office/word/2010/wordprocessingGroup" xmlns:wpi="http://schemas.microsoft.com/office/word/2010/wordprocessingInk" xmlns:wne="http://schemas.microsoft.com/office/word/2006/wordml" xmlns:wps="http://schemas.microsoft.com/office/word/2010/wordprocessingShape" mc:Ignorable="w14 w15 w16se w16cid w16 w16cex w16sdtdh w16sdtfl w16du wp14">
+  <w15:person w15:author="Kiady">
+    <w15:presenceInfo w15:providerId="None" w15:userId="Kiady"/>
+  </w15:person>
+</w15:people>
 </file>
 
 <file path=word/styles.xml><?xml version="1.0" encoding="utf-8"?>
